--- a/Files/08 - Prefaces/Zeidy/Preface - Zeidy.docx
+++ b/Files/08 - Prefaces/Zeidy/Preface - Zeidy.docx
@@ -69,31 +69,19 @@
         <w:rPr>
           <w:rFonts w:ascii="Times New Roman" w:hAnsi="Times New Roman" w:cs="Times New Roman"/>
         </w:rPr>
-        <w:t xml:space="preserve">It is with a great sense of </w:t>
-      </w:r>
-      <w:r>
-        <w:rPr>
-          <w:rFonts w:ascii="Times New Roman" w:hAnsi="Times New Roman" w:cs="Times New Roman"/>
-        </w:rPr>
-        <w:t>h</w:t>
-      </w:r>
-      <w:r>
-        <w:rPr>
-          <w:rFonts w:ascii="Times New Roman" w:hAnsi="Times New Roman" w:cs="Times New Roman"/>
-        </w:rPr>
-        <w:t xml:space="preserve">akoras </w:t>
-      </w:r>
-      <w:r>
-        <w:rPr>
-          <w:rFonts w:ascii="Times New Roman" w:hAnsi="Times New Roman" w:cs="Times New Roman"/>
-        </w:rPr>
-        <w:t>h</w:t>
-      </w:r>
-      <w:r>
-        <w:rPr>
-          <w:rFonts w:ascii="Times New Roman" w:hAnsi="Times New Roman" w:cs="Times New Roman"/>
-        </w:rPr>
-        <w:t xml:space="preserve">atov that I present this sefer </w:t>
+        <w:t>This</w:t>
+      </w:r>
+      <w:r>
+        <w:rPr>
+          <w:rFonts w:ascii="Times New Roman" w:hAnsi="Times New Roman" w:cs="Times New Roman"/>
+        </w:rPr>
+        <w:t xml:space="preserve"> sefer,</w:t>
+      </w:r>
+      <w:r>
+        <w:rPr>
+          <w:rFonts w:ascii="Times New Roman" w:hAnsi="Times New Roman" w:cs="Times New Roman"/>
+        </w:rPr>
+        <w:t xml:space="preserve"> </w:t>
       </w:r>
       <w:r>
         <w:rPr>
@@ -120,154 +108,7 @@
         <w:rPr>
           <w:rFonts w:ascii="Times New Roman" w:hAnsi="Times New Roman" w:cs="Times New Roman"/>
         </w:rPr>
-        <w:t xml:space="preserve"> to my family, friends, and anyone interested in a good vort. I am grateful to the Ribono </w:t>
-      </w:r>
-      <w:r>
-        <w:rPr>
-          <w:rFonts w:ascii="Times New Roman" w:hAnsi="Times New Roman" w:cs="Times New Roman"/>
-        </w:rPr>
-        <w:t>S</w:t>
-      </w:r>
-      <w:r>
-        <w:rPr>
-          <w:rFonts w:ascii="Times New Roman" w:hAnsi="Times New Roman" w:cs="Times New Roman"/>
-        </w:rPr>
-        <w:t xml:space="preserve">hel Olam for His </w:t>
-      </w:r>
-      <w:r>
-        <w:rPr>
-          <w:rFonts w:ascii="Times New Roman" w:hAnsi="Times New Roman" w:cs="Times New Roman" w:hint="cs"/>
-          <w:rtl/>
-        </w:rPr>
-        <w:t>חסדים</w:t>
-      </w:r>
-      <w:r>
-        <w:rPr>
-          <w:rFonts w:ascii="Times New Roman" w:hAnsi="Times New Roman" w:cs="Times New Roman"/>
-        </w:rPr>
-        <w:t xml:space="preserve"> in allowing me a kiyum in </w:t>
-      </w:r>
-      <w:r>
-        <w:rPr>
-          <w:rFonts w:ascii="Times New Roman" w:hAnsi="Times New Roman" w:cs="Times New Roman" w:hint="cs"/>
-          <w:rtl/>
-        </w:rPr>
-        <w:t>ללמוד</w:t>
-      </w:r>
-      <w:r>
-        <w:rPr>
-          <w:rFonts w:ascii="Times New Roman" w:hAnsi="Times New Roman" w:cs="Times New Roman"/>
-          <w:rtl/>
-        </w:rPr>
-        <w:t xml:space="preserve"> </w:t>
-      </w:r>
-      <w:r>
-        <w:rPr>
-          <w:rFonts w:ascii="Times New Roman" w:hAnsi="Times New Roman" w:cs="Times New Roman" w:hint="cs"/>
-          <w:rtl/>
-        </w:rPr>
-        <w:t>וללמד</w:t>
-      </w:r>
-      <w:r>
-        <w:rPr>
-          <w:rFonts w:ascii="Times New Roman" w:hAnsi="Times New Roman" w:cs="Times New Roman"/>
-          <w:rtl/>
-        </w:rPr>
-        <w:t xml:space="preserve"> </w:t>
-      </w:r>
-      <w:r>
-        <w:rPr>
-          <w:rFonts w:ascii="Times New Roman" w:hAnsi="Times New Roman" w:cs="Times New Roman" w:hint="cs"/>
-          <w:rtl/>
-        </w:rPr>
-        <w:t>לשמוע</w:t>
-      </w:r>
-      <w:r>
-        <w:rPr>
-          <w:rFonts w:ascii="Times New Roman" w:hAnsi="Times New Roman" w:cs="Times New Roman"/>
-          <w:rtl/>
-        </w:rPr>
-        <w:t xml:space="preserve"> </w:t>
-      </w:r>
-      <w:r>
-        <w:rPr>
-          <w:rFonts w:ascii="Times New Roman" w:hAnsi="Times New Roman" w:cs="Times New Roman" w:hint="cs"/>
-          <w:rtl/>
-        </w:rPr>
-        <w:t>ולעשות</w:t>
-      </w:r>
-      <w:r>
-        <w:rPr>
-          <w:rFonts w:ascii="Times New Roman" w:hAnsi="Times New Roman" w:cs="Times New Roman"/>
-        </w:rPr>
-        <w:t>. A teacher</w:t>
-      </w:r>
-      <w:r>
-        <w:rPr>
-          <w:rFonts w:ascii="Times New Roman" w:hAnsi="Times New Roman" w:cs="Times New Roman"/>
-        </w:rPr>
-        <w:t>’</w:t>
-      </w:r>
-      <w:r>
-        <w:rPr>
-          <w:rFonts w:ascii="Times New Roman" w:hAnsi="Times New Roman" w:cs="Times New Roman"/>
-        </w:rPr>
-        <w:t xml:space="preserve">s success is measured by looking at the students. Grandparents have the same rule. The joy of working with my grandson Ari provided me with </w:t>
-      </w:r>
-      <w:r>
-        <w:rPr>
-          <w:rFonts w:ascii="Times New Roman" w:hAnsi="Times New Roman" w:cs="Times New Roman" w:hint="cs"/>
-          <w:rtl/>
-        </w:rPr>
-        <w:t>נחת</w:t>
-      </w:r>
-      <w:r>
-        <w:rPr>
-          <w:rFonts w:ascii="Times New Roman" w:hAnsi="Times New Roman" w:cs="Times New Roman"/>
-          <w:rtl/>
-        </w:rPr>
-        <w:t xml:space="preserve"> </w:t>
-      </w:r>
-      <w:r>
-        <w:rPr>
-          <w:rFonts w:ascii="Times New Roman" w:hAnsi="Times New Roman" w:cs="Times New Roman" w:hint="cs"/>
-          <w:rtl/>
-        </w:rPr>
-        <w:t>אהן</w:t>
-      </w:r>
-      <w:r>
-        <w:rPr>
-          <w:rFonts w:ascii="Times New Roman" w:hAnsi="Times New Roman" w:cs="Times New Roman"/>
-          <w:rtl/>
-        </w:rPr>
-        <w:t xml:space="preserve"> </w:t>
-      </w:r>
-      <w:r>
-        <w:rPr>
-          <w:rFonts w:ascii="Times New Roman" w:hAnsi="Times New Roman" w:cs="Times New Roman" w:hint="cs"/>
-          <w:rtl/>
-        </w:rPr>
-        <w:t>א</w:t>
-      </w:r>
-      <w:r>
-        <w:rPr>
-          <w:rFonts w:ascii="Times New Roman" w:hAnsi="Times New Roman" w:cs="Times New Roman"/>
-          <w:rtl/>
-        </w:rPr>
-        <w:t xml:space="preserve"> </w:t>
-      </w:r>
-      <w:r>
-        <w:rPr>
-          <w:rFonts w:ascii="Times New Roman" w:hAnsi="Times New Roman" w:cs="Times New Roman" w:hint="cs"/>
-          <w:rtl/>
-        </w:rPr>
-        <w:t>סוף</w:t>
-      </w:r>
-      <w:r>
-        <w:rPr>
-          <w:rFonts w:ascii="Times New Roman" w:hAnsi="Times New Roman" w:cs="Times New Roman"/>
-        </w:rPr>
-        <w:t>. His technical expertise brought this project to fruition.</w:t>
+        <w:t>, is being presented with an enormous sense of humility and gratitude.</w:t>
       </w:r>
     </w:p>
     <w:p>
@@ -281,61 +122,51 @@
         <w:rPr>
           <w:rFonts w:ascii="Times New Roman" w:hAnsi="Times New Roman" w:cs="Times New Roman"/>
         </w:rPr>
-        <w:t xml:space="preserve">Bobbi D, my </w:t>
-      </w:r>
-      <w:r>
-        <w:rPr>
-          <w:rFonts w:ascii="Times New Roman" w:hAnsi="Times New Roman" w:cs="Times New Roman" w:hint="cs"/>
-          <w:rtl/>
-        </w:rPr>
-        <w:t>אהבת</w:t>
-      </w:r>
-      <w:r>
-        <w:rPr>
-          <w:rFonts w:ascii="Times New Roman" w:hAnsi="Times New Roman" w:cs="Times New Roman"/>
-          <w:rtl/>
-        </w:rPr>
-        <w:t xml:space="preserve"> </w:t>
-      </w:r>
-      <w:r>
-        <w:rPr>
-          <w:rFonts w:ascii="Times New Roman" w:hAnsi="Times New Roman" w:cs="Times New Roman" w:hint="cs"/>
-          <w:rtl/>
-        </w:rPr>
-        <w:t>נעורים</w:t>
-      </w:r>
-      <w:r>
-        <w:rPr>
-          <w:rFonts w:ascii="Times New Roman" w:hAnsi="Times New Roman" w:cs="Times New Roman"/>
-        </w:rPr>
-        <w:t xml:space="preserve"> and </w:t>
-      </w:r>
-      <w:r>
-        <w:rPr>
-          <w:rFonts w:ascii="Times New Roman" w:hAnsi="Times New Roman" w:cs="Times New Roman" w:hint="cs"/>
-          <w:rtl/>
-        </w:rPr>
-        <w:t>אשת</w:t>
-      </w:r>
-      <w:r>
-        <w:rPr>
-          <w:rFonts w:ascii="Times New Roman" w:hAnsi="Times New Roman" w:cs="Times New Roman"/>
-          <w:rtl/>
-        </w:rPr>
-        <w:t xml:space="preserve"> </w:t>
-      </w:r>
-      <w:r>
-        <w:rPr>
-          <w:rFonts w:ascii="Times New Roman" w:hAnsi="Times New Roman" w:cs="Times New Roman" w:hint="cs"/>
-          <w:rtl/>
-        </w:rPr>
-        <w:t>חיל</w:t>
-      </w:r>
-      <w:r>
-        <w:rPr>
-          <w:rFonts w:ascii="Times New Roman" w:hAnsi="Times New Roman" w:cs="Times New Roman"/>
-        </w:rPr>
-        <w:t>, Devorah, stood at my side, encouraging me every step of the way.</w:t>
+        <w:t>For years, my dear grandson Ari</w:t>
+      </w:r>
+      <w:r>
+        <w:rPr>
+          <w:rFonts w:ascii="Times New Roman" w:hAnsi="Times New Roman" w:cs="Times New Roman"/>
+        </w:rPr>
+        <w:t xml:space="preserve"> </w:t>
+      </w:r>
+      <w:r>
+        <w:rPr>
+          <w:rFonts w:ascii="Times New Roman" w:hAnsi="Times New Roman" w:cs="Times New Roman" w:hint="cs"/>
+          <w:rtl/>
+        </w:rPr>
+        <w:t>נ״י</w:t>
+      </w:r>
+      <w:r>
+        <w:rPr>
+          <w:rFonts w:ascii="Times New Roman" w:hAnsi="Times New Roman" w:cs="Times New Roman"/>
+        </w:rPr>
+        <w:t xml:space="preserve"> recorded weekly </w:t>
+      </w:r>
+      <w:r>
+        <w:rPr>
+          <w:rFonts w:ascii="Times New Roman" w:hAnsi="Times New Roman" w:cs="Times New Roman" w:hint="cs"/>
+          <w:rtl/>
+        </w:rPr>
+        <w:t>ווערטלאך</w:t>
+      </w:r>
+      <w:r>
+        <w:rPr>
+          <w:rFonts w:ascii="Times New Roman" w:hAnsi="Times New Roman" w:cs="Times New Roman"/>
+        </w:rPr>
+        <w:t xml:space="preserve"> for our family. </w:t>
+      </w:r>
+      <w:r>
+        <w:rPr>
+          <w:rFonts w:ascii="Times New Roman" w:hAnsi="Times New Roman" w:cs="Times New Roman"/>
+        </w:rPr>
+        <w:t>M</w:t>
+      </w:r>
+      <w:r>
+        <w:rPr>
+          <w:rFonts w:ascii="Times New Roman" w:hAnsi="Times New Roman" w:cs="Times New Roman"/>
+        </w:rPr>
+        <w:t>any wonderful anecdotes about our parents, grandparents and previous generations brought these people to life for our children and grandchildren. I loved telling them, and they loved hearing them. It required lots of work, but it was a labor of love.</w:t>
       </w:r>
     </w:p>
     <w:p>
@@ -349,31 +180,96 @@
         <w:rPr>
           <w:rFonts w:ascii="Times New Roman" w:hAnsi="Times New Roman" w:cs="Times New Roman"/>
         </w:rPr>
-        <w:t xml:space="preserve">The contents of this sefer are drawn from many </w:t>
-      </w:r>
-      <w:r>
-        <w:rPr>
-          <w:rFonts w:ascii="Times New Roman" w:hAnsi="Times New Roman" w:cs="Times New Roman"/>
-        </w:rPr>
-        <w:t>sources;</w:t>
-      </w:r>
-      <w:r>
-        <w:rPr>
-          <w:rFonts w:ascii="Times New Roman" w:hAnsi="Times New Roman" w:cs="Times New Roman"/>
-        </w:rPr>
-        <w:t xml:space="preserve"> they all have something to teach. Yehi ratzon my words bring simcha to the Ribono </w:t>
-      </w:r>
-      <w:r>
-        <w:rPr>
-          <w:rFonts w:ascii="Times New Roman" w:hAnsi="Times New Roman" w:cs="Times New Roman"/>
-        </w:rPr>
-        <w:t>S</w:t>
-      </w:r>
-      <w:r>
-        <w:rPr>
-          <w:rFonts w:ascii="Times New Roman" w:hAnsi="Times New Roman" w:cs="Times New Roman"/>
-        </w:rPr>
-        <w:t>hel Olam and joy to all who read them.</w:t>
+        <w:t xml:space="preserve">The kids enjoyed them so much, they began spreading them to their friends and classmates. I found out I had a bunch of fans. This stimulated me to work harder and find meaningful and practical thoughts to be </w:t>
+      </w:r>
+      <w:r>
+        <w:rPr>
+          <w:rFonts w:ascii="Times New Roman" w:hAnsi="Times New Roman" w:cs="Times New Roman" w:hint="cs"/>
+          <w:rtl/>
+        </w:rPr>
+        <w:t>מקיים</w:t>
+      </w:r>
+      <w:r>
+        <w:rPr>
+          <w:rFonts w:ascii="Times New Roman" w:hAnsi="Times New Roman" w:cs="Times New Roman"/>
+          <w:rtl/>
+        </w:rPr>
+        <w:t xml:space="preserve"> </w:t>
+      </w:r>
+      <w:r>
+        <w:rPr>
+          <w:rFonts w:ascii="Times New Roman" w:hAnsi="Times New Roman" w:cs="Times New Roman" w:hint="cs"/>
+          <w:rtl/>
+        </w:rPr>
+        <w:t>והגדת</w:t>
+      </w:r>
+      <w:r>
+        <w:rPr>
+          <w:rFonts w:ascii="Times New Roman" w:hAnsi="Times New Roman" w:cs="Times New Roman"/>
+          <w:rtl/>
+        </w:rPr>
+        <w:t xml:space="preserve"> </w:t>
+      </w:r>
+      <w:r>
+        <w:rPr>
+          <w:rFonts w:ascii="Times New Roman" w:hAnsi="Times New Roman" w:cs="Times New Roman" w:hint="cs"/>
+          <w:rtl/>
+        </w:rPr>
+        <w:t>לבנך</w:t>
+      </w:r>
+      <w:r>
+        <w:rPr>
+          <w:rFonts w:ascii="Times New Roman" w:hAnsi="Times New Roman" w:cs="Times New Roman"/>
+        </w:rPr>
+        <w:t xml:space="preserve"> and to be </w:t>
+      </w:r>
+      <w:r>
+        <w:rPr>
+          <w:rFonts w:ascii="Times New Roman" w:hAnsi="Times New Roman" w:cs="Times New Roman" w:hint="cs"/>
+          <w:rtl/>
+        </w:rPr>
+        <w:t>עוסק</w:t>
+      </w:r>
+      <w:r>
+        <w:rPr>
+          <w:rFonts w:ascii="Times New Roman" w:hAnsi="Times New Roman" w:cs="Times New Roman"/>
+          <w:rtl/>
+        </w:rPr>
+        <w:t xml:space="preserve"> </w:t>
+      </w:r>
+      <w:r>
+        <w:rPr>
+          <w:rFonts w:ascii="Times New Roman" w:hAnsi="Times New Roman" w:cs="Times New Roman" w:hint="cs"/>
+          <w:rtl/>
+        </w:rPr>
+        <w:t>ל</w:t>
+      </w:r>
+      <w:r>
+        <w:rPr>
+          <w:rFonts w:ascii="Times New Roman" w:hAnsi="Times New Roman" w:cs="Times New Roman" w:hint="cs"/>
+          <w:rtl/>
+        </w:rPr>
+        <w:t>צרכי</w:t>
+      </w:r>
+      <w:r>
+        <w:rPr>
+          <w:rFonts w:ascii="Times New Roman" w:hAnsi="Times New Roman" w:cs="Times New Roman"/>
+          <w:rtl/>
+        </w:rPr>
+        <w:t xml:space="preserve"> </w:t>
+      </w:r>
+      <w:r>
+        <w:rPr>
+          <w:rFonts w:ascii="Times New Roman" w:hAnsi="Times New Roman" w:cs="Times New Roman" w:hint="cs"/>
+          <w:rtl/>
+        </w:rPr>
+        <w:t>ציבור</w:t>
+      </w:r>
+      <w:r>
+        <w:rPr>
+          <w:rFonts w:ascii="Times New Roman" w:hAnsi="Times New Roman" w:cs="Times New Roman"/>
+        </w:rPr>
+        <w:t>.</w:t>
       </w:r>
     </w:p>
     <w:p>
@@ -387,6 +283,816 @@
         <w:rPr>
           <w:rFonts w:ascii="Times New Roman" w:hAnsi="Times New Roman" w:cs="Times New Roman"/>
         </w:rPr>
+        <w:t xml:space="preserve">Ari provided constant vigilance and encouragement to redouble my efforts. It was exciting and breathtaking. The joy of working with my </w:t>
+      </w:r>
+      <w:r>
+        <w:rPr>
+          <w:rFonts w:ascii="Times New Roman" w:hAnsi="Times New Roman" w:cs="Times New Roman" w:hint="cs"/>
+          <w:rtl/>
+        </w:rPr>
+        <w:t>אייניקל</w:t>
+      </w:r>
+      <w:r>
+        <w:rPr>
+          <w:rFonts w:ascii="Times New Roman" w:hAnsi="Times New Roman" w:cs="Times New Roman"/>
+        </w:rPr>
+        <w:t xml:space="preserve"> provided me with </w:t>
+      </w:r>
+      <w:r>
+        <w:rPr>
+          <w:rFonts w:ascii="Times New Roman" w:hAnsi="Times New Roman" w:cs="Times New Roman" w:hint="cs"/>
+          <w:rtl/>
+        </w:rPr>
+        <w:t>נחת</w:t>
+      </w:r>
+      <w:r>
+        <w:rPr>
+          <w:rFonts w:ascii="Times New Roman" w:hAnsi="Times New Roman" w:cs="Times New Roman"/>
+          <w:rtl/>
+        </w:rPr>
+        <w:t xml:space="preserve"> </w:t>
+      </w:r>
+      <w:r>
+        <w:rPr>
+          <w:rFonts w:ascii="Times New Roman" w:hAnsi="Times New Roman" w:cs="Times New Roman" w:hint="cs"/>
+          <w:rtl/>
+        </w:rPr>
+        <w:t>אהן</w:t>
+      </w:r>
+      <w:r>
+        <w:rPr>
+          <w:rFonts w:ascii="Times New Roman" w:hAnsi="Times New Roman" w:cs="Times New Roman"/>
+          <w:rtl/>
+        </w:rPr>
+        <w:t xml:space="preserve"> </w:t>
+      </w:r>
+      <w:r>
+        <w:rPr>
+          <w:rFonts w:ascii="Times New Roman" w:hAnsi="Times New Roman" w:cs="Times New Roman" w:hint="cs"/>
+          <w:rtl/>
+        </w:rPr>
+        <w:t>א</w:t>
+      </w:r>
+      <w:r>
+        <w:rPr>
+          <w:rFonts w:ascii="Times New Roman" w:hAnsi="Times New Roman" w:cs="Times New Roman"/>
+          <w:rtl/>
+        </w:rPr>
+        <w:t xml:space="preserve"> </w:t>
+      </w:r>
+      <w:r>
+        <w:rPr>
+          <w:rFonts w:ascii="Times New Roman" w:hAnsi="Times New Roman" w:cs="Times New Roman" w:hint="cs"/>
+          <w:rtl/>
+        </w:rPr>
+        <w:t>סוף</w:t>
+      </w:r>
+      <w:r>
+        <w:rPr>
+          <w:rFonts w:ascii="Times New Roman" w:hAnsi="Times New Roman" w:cs="Times New Roman"/>
+        </w:rPr>
+        <w:t>.</w:t>
+      </w:r>
+    </w:p>
+    <w:p>
+      <w:pPr>
+        <w:jc w:val="both"/>
+        <w:rPr>
+          <w:rFonts w:ascii="Times New Roman" w:hAnsi="Times New Roman" w:cs="Times New Roman"/>
+        </w:rPr>
+      </w:pPr>
+      <w:r>
+        <w:rPr>
+          <w:rFonts w:ascii="Times New Roman" w:hAnsi="Times New Roman" w:cs="Times New Roman"/>
+        </w:rPr>
+        <w:t xml:space="preserve">The thought of having a </w:t>
+      </w:r>
+      <w:r>
+        <w:rPr>
+          <w:rFonts w:ascii="Times New Roman" w:hAnsi="Times New Roman" w:cs="Times New Roman" w:hint="cs"/>
+          <w:rtl/>
+        </w:rPr>
+        <w:t>קיום</w:t>
+      </w:r>
+      <w:r>
+        <w:rPr>
+          <w:rFonts w:ascii="Times New Roman" w:hAnsi="Times New Roman" w:cs="Times New Roman"/>
+        </w:rPr>
+        <w:t xml:space="preserve"> in </w:t>
+      </w:r>
+      <w:r>
+        <w:rPr>
+          <w:rFonts w:ascii="Times New Roman" w:hAnsi="Times New Roman" w:cs="Times New Roman" w:hint="cs"/>
+          <w:rtl/>
+        </w:rPr>
+        <w:t>ללמוד</w:t>
+      </w:r>
+      <w:r>
+        <w:rPr>
+          <w:rFonts w:ascii="Times New Roman" w:hAnsi="Times New Roman" w:cs="Times New Roman"/>
+          <w:rtl/>
+        </w:rPr>
+        <w:t xml:space="preserve"> </w:t>
+      </w:r>
+      <w:r>
+        <w:rPr>
+          <w:rFonts w:ascii="Times New Roman" w:hAnsi="Times New Roman" w:cs="Times New Roman" w:hint="cs"/>
+          <w:rtl/>
+        </w:rPr>
+        <w:t>וללמד</w:t>
+      </w:r>
+      <w:r>
+        <w:rPr>
+          <w:rFonts w:ascii="Times New Roman" w:hAnsi="Times New Roman" w:cs="Times New Roman"/>
+          <w:rtl/>
+        </w:rPr>
+        <w:t xml:space="preserve"> </w:t>
+      </w:r>
+      <w:r>
+        <w:rPr>
+          <w:rFonts w:ascii="Times New Roman" w:hAnsi="Times New Roman" w:cs="Times New Roman" w:hint="cs"/>
+          <w:rtl/>
+        </w:rPr>
+        <w:t>לשמור</w:t>
+      </w:r>
+      <w:r>
+        <w:rPr>
+          <w:rFonts w:ascii="Times New Roman" w:hAnsi="Times New Roman" w:cs="Times New Roman"/>
+          <w:rtl/>
+        </w:rPr>
+        <w:t xml:space="preserve"> </w:t>
+      </w:r>
+      <w:r>
+        <w:rPr>
+          <w:rFonts w:ascii="Times New Roman" w:hAnsi="Times New Roman" w:cs="Times New Roman" w:hint="cs"/>
+          <w:rtl/>
+        </w:rPr>
+        <w:t>ולעשות</w:t>
+      </w:r>
+      <w:r>
+        <w:rPr>
+          <w:rFonts w:ascii="Times New Roman" w:hAnsi="Times New Roman" w:cs="Times New Roman"/>
+        </w:rPr>
+        <w:t xml:space="preserve"> filled me with a profound sense of </w:t>
+      </w:r>
+      <w:r>
+        <w:rPr>
+          <w:rFonts w:ascii="Times New Roman" w:hAnsi="Times New Roman" w:cs="Times New Roman" w:hint="cs"/>
+          <w:rtl/>
+        </w:rPr>
+        <w:t>הכרת</w:t>
+      </w:r>
+      <w:r>
+        <w:rPr>
+          <w:rFonts w:ascii="Times New Roman" w:hAnsi="Times New Roman" w:cs="Times New Roman"/>
+          <w:rtl/>
+        </w:rPr>
+        <w:t xml:space="preserve"> </w:t>
+      </w:r>
+      <w:r>
+        <w:rPr>
+          <w:rFonts w:ascii="Times New Roman" w:hAnsi="Times New Roman" w:cs="Times New Roman" w:hint="cs"/>
+          <w:rtl/>
+        </w:rPr>
+        <w:t>הטוב</w:t>
+      </w:r>
+      <w:r>
+        <w:rPr>
+          <w:rFonts w:ascii="Times New Roman" w:hAnsi="Times New Roman" w:cs="Times New Roman"/>
+        </w:rPr>
+        <w:t xml:space="preserve"> to the </w:t>
+      </w:r>
+      <w:r>
+        <w:rPr>
+          <w:rFonts w:ascii="Times New Roman" w:hAnsi="Times New Roman" w:cs="Times New Roman" w:hint="cs"/>
+          <w:rtl/>
+        </w:rPr>
+        <w:t>רבונו</w:t>
+      </w:r>
+      <w:r>
+        <w:rPr>
+          <w:rFonts w:ascii="Times New Roman" w:hAnsi="Times New Roman" w:cs="Times New Roman"/>
+          <w:rtl/>
+        </w:rPr>
+        <w:t xml:space="preserve"> </w:t>
+      </w:r>
+      <w:r>
+        <w:rPr>
+          <w:rFonts w:ascii="Times New Roman" w:hAnsi="Times New Roman" w:cs="Times New Roman" w:hint="cs"/>
+          <w:rtl/>
+        </w:rPr>
+        <w:t>של</w:t>
+      </w:r>
+      <w:r>
+        <w:rPr>
+          <w:rFonts w:ascii="Times New Roman" w:hAnsi="Times New Roman" w:cs="Times New Roman"/>
+          <w:rtl/>
+        </w:rPr>
+        <w:t xml:space="preserve"> </w:t>
+      </w:r>
+      <w:r>
+        <w:rPr>
+          <w:rFonts w:ascii="Times New Roman" w:hAnsi="Times New Roman" w:cs="Times New Roman" w:hint="cs"/>
+          <w:rtl/>
+        </w:rPr>
+        <w:t>עולם</w:t>
+      </w:r>
+      <w:r>
+        <w:rPr>
+          <w:rFonts w:ascii="Times New Roman" w:hAnsi="Times New Roman" w:cs="Times New Roman"/>
+        </w:rPr>
+        <w:t xml:space="preserve"> for his never-ending </w:t>
+      </w:r>
+      <w:r>
+        <w:rPr>
+          <w:rFonts w:ascii="Times New Roman" w:hAnsi="Times New Roman" w:cs="Times New Roman" w:hint="cs"/>
+          <w:rtl/>
+        </w:rPr>
+        <w:t>חסדים</w:t>
+      </w:r>
+      <w:r>
+        <w:rPr>
+          <w:rFonts w:ascii="Times New Roman" w:hAnsi="Times New Roman" w:cs="Times New Roman"/>
+        </w:rPr>
+        <w:t>.</w:t>
+      </w:r>
+    </w:p>
+    <w:p>
+      <w:pPr>
+        <w:jc w:val="both"/>
+        <w:rPr>
+          <w:rFonts w:ascii="Times New Roman" w:hAnsi="Times New Roman" w:cs="Times New Roman"/>
+        </w:rPr>
+      </w:pPr>
+      <w:r>
+        <w:rPr>
+          <w:rFonts w:ascii="Times New Roman" w:hAnsi="Times New Roman" w:cs="Times New Roman"/>
+        </w:rPr>
+        <w:t>It was Ari</w:t>
+      </w:r>
+      <w:r>
+        <w:rPr>
+          <w:rFonts w:ascii="Times New Roman" w:hAnsi="Times New Roman" w:cs="Times New Roman"/>
+        </w:rPr>
+        <w:t>’</w:t>
+      </w:r>
+      <w:r>
+        <w:rPr>
+          <w:rFonts w:ascii="Times New Roman" w:hAnsi="Times New Roman" w:cs="Times New Roman"/>
+        </w:rPr>
+        <w:t>s thought, and Ari</w:t>
+      </w:r>
+      <w:r>
+        <w:rPr>
+          <w:rFonts w:ascii="Times New Roman" w:hAnsi="Times New Roman" w:cs="Times New Roman"/>
+        </w:rPr>
+        <w:t>’</w:t>
+      </w:r>
+      <w:r>
+        <w:rPr>
+          <w:rFonts w:ascii="Times New Roman" w:hAnsi="Times New Roman" w:cs="Times New Roman"/>
+        </w:rPr>
+        <w:t>s alone, to publish these segments. I stand in awe of his technical experience which brought this project to fruition.</w:t>
+      </w:r>
+    </w:p>
+    <w:p>
+      <w:pPr>
+        <w:jc w:val="both"/>
+        <w:rPr>
+          <w:rFonts w:ascii="Times New Roman" w:hAnsi="Times New Roman" w:cs="Times New Roman"/>
+        </w:rPr>
+      </w:pPr>
+      <w:r>
+        <w:rPr>
+          <w:rFonts w:ascii="Times New Roman" w:hAnsi="Times New Roman" w:cs="Times New Roman" w:hint="cs"/>
+          <w:rtl/>
+        </w:rPr>
+        <w:t>רב</w:t>
+      </w:r>
+      <w:r>
+        <w:rPr>
+          <w:rFonts w:ascii="Times New Roman" w:hAnsi="Times New Roman" w:cs="Times New Roman"/>
+          <w:rtl/>
+        </w:rPr>
+        <w:t xml:space="preserve"> </w:t>
+      </w:r>
+      <w:r>
+        <w:rPr>
+          <w:rFonts w:ascii="Times New Roman" w:hAnsi="Times New Roman" w:cs="Times New Roman" w:hint="cs"/>
+          <w:rtl/>
+        </w:rPr>
+        <w:t>נח</w:t>
+      </w:r>
+      <w:r>
+        <w:rPr>
+          <w:rFonts w:ascii="Times New Roman" w:hAnsi="Times New Roman" w:cs="Times New Roman"/>
+          <w:rtl/>
+        </w:rPr>
+        <w:t xml:space="preserve"> </w:t>
+      </w:r>
+      <w:r>
+        <w:rPr>
+          <w:rFonts w:ascii="Times New Roman" w:hAnsi="Times New Roman" w:cs="Times New Roman" w:hint="cs"/>
+          <w:rtl/>
+        </w:rPr>
+        <w:t>יצחק</w:t>
+      </w:r>
+      <w:r>
+        <w:rPr>
+          <w:rFonts w:ascii="Times New Roman" w:hAnsi="Times New Roman" w:cs="Times New Roman"/>
+          <w:rtl/>
+        </w:rPr>
+        <w:t xml:space="preserve"> </w:t>
+      </w:r>
+      <w:r>
+        <w:rPr>
+          <w:rFonts w:ascii="Times New Roman" w:hAnsi="Times New Roman" w:cs="Times New Roman" w:hint="cs"/>
+          <w:rtl/>
+        </w:rPr>
+        <w:t>אולבאם</w:t>
+      </w:r>
+      <w:r>
+        <w:rPr>
+          <w:rFonts w:ascii="Times New Roman" w:hAnsi="Times New Roman" w:cs="Times New Roman"/>
+          <w:rtl/>
+        </w:rPr>
+        <w:t xml:space="preserve"> </w:t>
+      </w:r>
+      <w:r>
+        <w:rPr>
+          <w:rFonts w:ascii="Times New Roman" w:hAnsi="Times New Roman" w:cs="Times New Roman" w:hint="cs"/>
+          <w:rtl/>
+        </w:rPr>
+        <w:t>שליט</w:t>
+      </w:r>
+      <w:r>
+        <w:rPr>
+          <w:rFonts w:ascii="Times New Roman" w:hAnsi="Times New Roman" w:cs="Times New Roman"/>
+          <w:rtl/>
+        </w:rPr>
+        <w:t>"</w:t>
+      </w:r>
+      <w:r>
+        <w:rPr>
+          <w:rFonts w:ascii="Times New Roman" w:hAnsi="Times New Roman" w:cs="Times New Roman" w:hint="cs"/>
+          <w:rtl/>
+        </w:rPr>
+        <w:t>א</w:t>
+      </w:r>
+      <w:r>
+        <w:rPr>
+          <w:rFonts w:ascii="Times New Roman" w:hAnsi="Times New Roman" w:cs="Times New Roman"/>
+        </w:rPr>
+        <w:t xml:space="preserve">, my </w:t>
+      </w:r>
+      <w:r>
+        <w:rPr>
+          <w:rFonts w:ascii="Times New Roman" w:hAnsi="Times New Roman" w:cs="Times New Roman" w:hint="cs"/>
+          <w:rtl/>
+        </w:rPr>
+        <w:t>מרא</w:t>
+      </w:r>
+      <w:r>
+        <w:rPr>
+          <w:rFonts w:ascii="Times New Roman" w:hAnsi="Times New Roman" w:cs="Times New Roman"/>
+          <w:rtl/>
+        </w:rPr>
+        <w:t xml:space="preserve"> </w:t>
+      </w:r>
+      <w:r>
+        <w:rPr>
+          <w:rFonts w:ascii="Times New Roman" w:hAnsi="Times New Roman" w:cs="Times New Roman" w:hint="cs"/>
+          <w:rtl/>
+        </w:rPr>
+        <w:t>דאתרא</w:t>
+      </w:r>
+      <w:r>
+        <w:rPr>
+          <w:rFonts w:ascii="Times New Roman" w:hAnsi="Times New Roman" w:cs="Times New Roman"/>
+        </w:rPr>
+        <w:t xml:space="preserve">, has been a beacon of </w:t>
+      </w:r>
+      <w:r>
+        <w:rPr>
+          <w:rFonts w:ascii="Times New Roman" w:hAnsi="Times New Roman" w:cs="Times New Roman" w:hint="cs"/>
+          <w:rtl/>
+        </w:rPr>
+        <w:t>תורה</w:t>
+      </w:r>
+      <w:r>
+        <w:rPr>
+          <w:rFonts w:ascii="Times New Roman" w:hAnsi="Times New Roman" w:cs="Times New Roman"/>
+        </w:rPr>
+        <w:t xml:space="preserve">, </w:t>
+      </w:r>
+      <w:r>
+        <w:rPr>
+          <w:rFonts w:ascii="Times New Roman" w:hAnsi="Times New Roman" w:cs="Times New Roman" w:hint="cs"/>
+          <w:rtl/>
+        </w:rPr>
+        <w:t>חסד</w:t>
+      </w:r>
+      <w:r>
+        <w:rPr>
+          <w:rFonts w:ascii="Times New Roman" w:hAnsi="Times New Roman" w:cs="Times New Roman"/>
+        </w:rPr>
+        <w:t>,</w:t>
+      </w:r>
+      <w:r>
+        <w:rPr>
+          <w:rFonts w:ascii="Times New Roman" w:hAnsi="Times New Roman" w:cs="Times New Roman"/>
+        </w:rPr>
+        <w:t xml:space="preserve"> and love of </w:t>
+      </w:r>
+      <w:r>
+        <w:rPr>
+          <w:rFonts w:ascii="Times New Roman" w:hAnsi="Times New Roman" w:cs="Times New Roman" w:hint="cs"/>
+          <w:rtl/>
+        </w:rPr>
+        <w:t>כלל</w:t>
+      </w:r>
+      <w:r>
+        <w:rPr>
+          <w:rFonts w:ascii="Times New Roman" w:hAnsi="Times New Roman" w:cs="Times New Roman"/>
+          <w:rtl/>
+        </w:rPr>
+        <w:t xml:space="preserve"> </w:t>
+      </w:r>
+      <w:r>
+        <w:rPr>
+          <w:rFonts w:ascii="Times New Roman" w:hAnsi="Times New Roman" w:cs="Times New Roman" w:hint="cs"/>
+          <w:rtl/>
+        </w:rPr>
+        <w:t>ישראל</w:t>
+      </w:r>
+      <w:r>
+        <w:rPr>
+          <w:rFonts w:ascii="Times New Roman" w:hAnsi="Times New Roman" w:cs="Times New Roman"/>
+        </w:rPr>
+        <w:t>. His</w:t>
+      </w:r>
+      <w:r>
+        <w:rPr>
+          <w:rFonts w:ascii="Times New Roman" w:hAnsi="Times New Roman" w:cs="Times New Roman" w:hint="cs"/>
+          <w:rtl/>
+        </w:rPr>
+        <w:t>דברי</w:t>
+      </w:r>
+      <w:r>
+        <w:rPr>
+          <w:rFonts w:ascii="Times New Roman" w:hAnsi="Times New Roman" w:cs="Times New Roman"/>
+          <w:rtl/>
+        </w:rPr>
+        <w:t xml:space="preserve"> </w:t>
+      </w:r>
+      <w:r>
+        <w:rPr>
+          <w:rFonts w:ascii="Times New Roman" w:hAnsi="Times New Roman" w:cs="Times New Roman" w:hint="cs"/>
+          <w:rtl/>
+        </w:rPr>
+        <w:t>תורה</w:t>
+      </w:r>
+      <w:r>
+        <w:rPr>
+          <w:rFonts w:ascii="Times New Roman" w:hAnsi="Times New Roman" w:cs="Times New Roman"/>
+        </w:rPr>
+        <w:t xml:space="preserve"> have inspired thousands throughout the world. Samples of his greatness are displayed in these pages.</w:t>
+      </w:r>
+    </w:p>
+    <w:p>
+      <w:pPr>
+        <w:jc w:val="both"/>
+        <w:rPr>
+          <w:rFonts w:ascii="Times New Roman" w:hAnsi="Times New Roman" w:cs="Times New Roman"/>
+        </w:rPr>
+      </w:pPr>
+      <w:r>
+        <w:rPr>
+          <w:rFonts w:ascii="Times New Roman" w:hAnsi="Times New Roman" w:cs="Times New Roman"/>
+        </w:rPr>
+        <w:t xml:space="preserve">As a special </w:t>
+      </w:r>
+      <w:r>
+        <w:rPr>
+          <w:rFonts w:ascii="Times New Roman" w:hAnsi="Times New Roman" w:cs="Times New Roman" w:hint="cs"/>
+          <w:rtl/>
+        </w:rPr>
+        <w:t>חסד</w:t>
+      </w:r>
+      <w:r>
+        <w:rPr>
+          <w:rFonts w:ascii="Times New Roman" w:hAnsi="Times New Roman" w:cs="Times New Roman"/>
+        </w:rPr>
+        <w:t xml:space="preserve">, Rav Oelbaum has graciously allowed us to include a magnificent </w:t>
+      </w:r>
+      <w:r>
+        <w:rPr>
+          <w:rFonts w:ascii="Times New Roman" w:hAnsi="Times New Roman" w:cs="Times New Roman"/>
+        </w:rPr>
+        <w:t>vort</w:t>
+      </w:r>
+      <w:r>
+        <w:rPr>
+          <w:rFonts w:ascii="Times New Roman" w:hAnsi="Times New Roman" w:cs="Times New Roman"/>
+        </w:rPr>
+        <w:t xml:space="preserve"> on </w:t>
+      </w:r>
+      <w:r>
+        <w:rPr>
+          <w:rFonts w:ascii="Times New Roman" w:hAnsi="Times New Roman" w:cs="Times New Roman"/>
+        </w:rPr>
+        <w:t>Shabbos</w:t>
+      </w:r>
+      <w:r>
+        <w:rPr>
+          <w:rFonts w:ascii="Times New Roman" w:hAnsi="Times New Roman" w:cs="Times New Roman"/>
+        </w:rPr>
+        <w:t xml:space="preserve">, the gift of </w:t>
+      </w:r>
+      <w:r>
+        <w:rPr>
+          <w:rFonts w:ascii="Times New Roman" w:hAnsi="Times New Roman" w:cs="Times New Roman" w:hint="cs"/>
+          <w:rtl/>
+        </w:rPr>
+        <w:t>עולם</w:t>
+      </w:r>
+      <w:r>
+        <w:rPr>
+          <w:rFonts w:ascii="Times New Roman" w:hAnsi="Times New Roman" w:cs="Times New Roman"/>
+          <w:rtl/>
+        </w:rPr>
+        <w:t xml:space="preserve"> </w:t>
+      </w:r>
+      <w:r>
+        <w:rPr>
+          <w:rFonts w:ascii="Times New Roman" w:hAnsi="Times New Roman" w:cs="Times New Roman" w:hint="cs"/>
+          <w:rtl/>
+        </w:rPr>
+        <w:t>הבא</w:t>
+      </w:r>
+      <w:r>
+        <w:rPr>
+          <w:rFonts w:ascii="Times New Roman" w:hAnsi="Times New Roman" w:cs="Times New Roman"/>
+        </w:rPr>
+        <w:t xml:space="preserve"> in this world. Our thanks to him for this precious </w:t>
+      </w:r>
+      <w:r>
+        <w:rPr>
+          <w:rFonts w:ascii="Times New Roman" w:hAnsi="Times New Roman" w:cs="Times New Roman" w:hint="cs"/>
+          <w:rtl/>
+        </w:rPr>
+        <w:t>מתנה</w:t>
+      </w:r>
+      <w:r>
+        <w:rPr>
+          <w:rFonts w:ascii="Times New Roman" w:hAnsi="Times New Roman" w:cs="Times New Roman"/>
+        </w:rPr>
+        <w:t>.</w:t>
+      </w:r>
+    </w:p>
+    <w:p>
+      <w:pPr>
+        <w:jc w:val="both"/>
+        <w:rPr>
+          <w:rFonts w:ascii="Times New Roman" w:hAnsi="Times New Roman" w:cs="Times New Roman"/>
+        </w:rPr>
+      </w:pPr>
+      <w:r>
+        <w:rPr>
+          <w:rFonts w:ascii="Times New Roman" w:hAnsi="Times New Roman" w:cs="Times New Roman"/>
+        </w:rPr>
+        <w:t xml:space="preserve">I must take this opportunity to express my </w:t>
+      </w:r>
+      <w:r>
+        <w:rPr>
+          <w:rFonts w:ascii="Times New Roman" w:hAnsi="Times New Roman" w:cs="Times New Roman" w:hint="cs"/>
+          <w:rtl/>
+        </w:rPr>
+        <w:t>הכרת</w:t>
+      </w:r>
+      <w:r>
+        <w:rPr>
+          <w:rFonts w:ascii="Times New Roman" w:hAnsi="Times New Roman" w:cs="Times New Roman"/>
+          <w:rtl/>
+        </w:rPr>
+        <w:t xml:space="preserve"> </w:t>
+      </w:r>
+      <w:r>
+        <w:rPr>
+          <w:rFonts w:ascii="Times New Roman" w:hAnsi="Times New Roman" w:cs="Times New Roman" w:hint="cs"/>
+          <w:rtl/>
+        </w:rPr>
+        <w:t>הטוב</w:t>
+      </w:r>
+      <w:r>
+        <w:rPr>
+          <w:rFonts w:ascii="Times New Roman" w:hAnsi="Times New Roman" w:cs="Times New Roman"/>
+        </w:rPr>
+        <w:t xml:space="preserve"> to B</w:t>
+      </w:r>
+      <w:r>
+        <w:rPr>
+          <w:rFonts w:ascii="Times New Roman" w:hAnsi="Times New Roman" w:cs="Times New Roman"/>
+        </w:rPr>
+        <w:t>ob</w:t>
+      </w:r>
+      <w:r>
+        <w:rPr>
+          <w:rFonts w:ascii="Times New Roman" w:hAnsi="Times New Roman" w:cs="Times New Roman"/>
+        </w:rPr>
+        <w:t xml:space="preserve">bi D, </w:t>
+      </w:r>
+      <w:r>
+        <w:rPr>
+          <w:rFonts w:ascii="Times New Roman" w:hAnsi="Times New Roman" w:cs="Times New Roman"/>
+        </w:rPr>
+        <w:t>Devorah</w:t>
+      </w:r>
+      <w:r>
+        <w:rPr>
+          <w:rFonts w:ascii="Times New Roman" w:hAnsi="Times New Roman" w:cs="Times New Roman"/>
+        </w:rPr>
+        <w:t xml:space="preserve">, my </w:t>
+      </w:r>
+      <w:r>
+        <w:rPr>
+          <w:rFonts w:ascii="Times New Roman" w:hAnsi="Times New Roman" w:cs="Times New Roman" w:hint="cs"/>
+          <w:rtl/>
+        </w:rPr>
+        <w:t>אהבת</w:t>
+      </w:r>
+      <w:r>
+        <w:rPr>
+          <w:rFonts w:ascii="Times New Roman" w:hAnsi="Times New Roman" w:cs="Times New Roman"/>
+          <w:rtl/>
+        </w:rPr>
+        <w:t xml:space="preserve"> </w:t>
+      </w:r>
+      <w:r>
+        <w:rPr>
+          <w:rFonts w:ascii="Times New Roman" w:hAnsi="Times New Roman" w:cs="Times New Roman" w:hint="cs"/>
+          <w:rtl/>
+        </w:rPr>
+        <w:t>נעורים</w:t>
+      </w:r>
+      <w:r>
+        <w:rPr>
+          <w:rFonts w:ascii="Times New Roman" w:hAnsi="Times New Roman" w:cs="Times New Roman"/>
+        </w:rPr>
+        <w:t xml:space="preserve"> and </w:t>
+      </w:r>
+      <w:r>
+        <w:rPr>
+          <w:rFonts w:ascii="Times New Roman" w:hAnsi="Times New Roman" w:cs="Times New Roman" w:hint="cs"/>
+          <w:rtl/>
+        </w:rPr>
+        <w:t>אשת</w:t>
+      </w:r>
+      <w:r>
+        <w:rPr>
+          <w:rFonts w:ascii="Times New Roman" w:hAnsi="Times New Roman" w:cs="Times New Roman"/>
+          <w:rtl/>
+        </w:rPr>
+        <w:t xml:space="preserve"> </w:t>
+      </w:r>
+      <w:r>
+        <w:rPr>
+          <w:rFonts w:ascii="Times New Roman" w:hAnsi="Times New Roman" w:cs="Times New Roman" w:hint="cs"/>
+          <w:rtl/>
+        </w:rPr>
+        <w:t>חיל</w:t>
+      </w:r>
+      <w:r>
+        <w:rPr>
+          <w:rFonts w:ascii="Times New Roman" w:hAnsi="Times New Roman" w:cs="Times New Roman"/>
+        </w:rPr>
+        <w:t>, who has stood at my side supporting me every step of the way.</w:t>
+      </w:r>
+    </w:p>
+    <w:p>
+      <w:pPr>
+        <w:jc w:val="both"/>
+        <w:rPr>
+          <w:rFonts w:ascii="Times New Roman" w:hAnsi="Times New Roman" w:cs="Times New Roman"/>
+        </w:rPr>
+      </w:pPr>
+      <w:r>
+        <w:rPr>
+          <w:rFonts w:ascii="Times New Roman" w:hAnsi="Times New Roman" w:cs="Times New Roman"/>
+        </w:rPr>
+        <w:t xml:space="preserve">The contents of this </w:t>
+      </w:r>
+      <w:r>
+        <w:rPr>
+          <w:rFonts w:ascii="Times New Roman" w:hAnsi="Times New Roman" w:cs="Times New Roman"/>
+        </w:rPr>
+        <w:t>sefer</w:t>
+      </w:r>
+      <w:r>
+        <w:rPr>
+          <w:rFonts w:ascii="Times New Roman" w:hAnsi="Times New Roman" w:cs="Times New Roman"/>
+        </w:rPr>
+        <w:t xml:space="preserve"> are drawn from many sources; they all have something to teach.</w:t>
+      </w:r>
+      <w:r>
+        <w:rPr>
+          <w:rFonts w:ascii="Times New Roman" w:hAnsi="Times New Roman" w:cs="Times New Roman"/>
+        </w:rPr>
+        <w:t xml:space="preserve"> </w:t>
+      </w:r>
+      <w:r>
+        <w:rPr>
+          <w:rFonts w:ascii="Times New Roman" w:hAnsi="Times New Roman" w:cs="Times New Roman" w:hint="cs"/>
+          <w:rtl/>
+        </w:rPr>
+        <w:t>יהי</w:t>
+      </w:r>
+      <w:r>
+        <w:rPr>
+          <w:rFonts w:ascii="Times New Roman" w:hAnsi="Times New Roman" w:cs="Times New Roman"/>
+          <w:rtl/>
+        </w:rPr>
+        <w:t xml:space="preserve"> </w:t>
+      </w:r>
+      <w:r>
+        <w:rPr>
+          <w:rFonts w:ascii="Times New Roman" w:hAnsi="Times New Roman" w:cs="Times New Roman" w:hint="cs"/>
+          <w:rtl/>
+        </w:rPr>
+        <w:t>רצון</w:t>
+      </w:r>
+      <w:r>
+        <w:rPr>
+          <w:rFonts w:ascii="Times New Roman" w:hAnsi="Times New Roman" w:cs="Times New Roman"/>
+        </w:rPr>
+        <w:t xml:space="preserve"> that my words bring </w:t>
+      </w:r>
+      <w:r>
+        <w:rPr>
+          <w:rFonts w:ascii="Times New Roman" w:hAnsi="Times New Roman" w:cs="Times New Roman" w:hint="cs"/>
+          <w:rtl/>
+        </w:rPr>
+        <w:t>שמחה</w:t>
+      </w:r>
+      <w:r>
+        <w:rPr>
+          <w:rFonts w:ascii="Times New Roman" w:hAnsi="Times New Roman" w:cs="Times New Roman"/>
+        </w:rPr>
+        <w:t xml:space="preserve"> to the </w:t>
+      </w:r>
+      <w:r>
+        <w:rPr>
+          <w:rFonts w:ascii="Times New Roman" w:hAnsi="Times New Roman" w:cs="Times New Roman" w:hint="cs"/>
+          <w:rtl/>
+        </w:rPr>
+        <w:t>רבונו</w:t>
+      </w:r>
+      <w:r>
+        <w:rPr>
+          <w:rFonts w:ascii="Times New Roman" w:hAnsi="Times New Roman" w:cs="Times New Roman"/>
+          <w:rtl/>
+        </w:rPr>
+        <w:t xml:space="preserve"> </w:t>
+      </w:r>
+      <w:r>
+        <w:rPr>
+          <w:rFonts w:ascii="Times New Roman" w:hAnsi="Times New Roman" w:cs="Times New Roman" w:hint="cs"/>
+          <w:rtl/>
+        </w:rPr>
+        <w:t>של</w:t>
+      </w:r>
+      <w:r>
+        <w:rPr>
+          <w:rFonts w:ascii="Times New Roman" w:hAnsi="Times New Roman" w:cs="Times New Roman"/>
+          <w:rtl/>
+        </w:rPr>
+        <w:t xml:space="preserve"> </w:t>
+      </w:r>
+      <w:r>
+        <w:rPr>
+          <w:rFonts w:ascii="Times New Roman" w:hAnsi="Times New Roman" w:cs="Times New Roman" w:hint="cs"/>
+          <w:rtl/>
+        </w:rPr>
+        <w:t>עולם</w:t>
+      </w:r>
+      <w:r>
+        <w:rPr>
+          <w:rFonts w:ascii="Times New Roman" w:hAnsi="Times New Roman" w:cs="Times New Roman"/>
+        </w:rPr>
+        <w:t xml:space="preserve"> and joy to all who read them.</w:t>
+      </w:r>
+    </w:p>
+    <w:p>
+      <w:pPr>
+        <w:jc w:val="both"/>
+        <w:rPr>
+          <w:rFonts w:ascii="Times New Roman" w:hAnsi="Times New Roman" w:cs="Times New Roman"/>
+        </w:rPr>
+      </w:pPr>
+      <w:r>
+        <w:rPr>
+          <w:rFonts w:ascii="Times New Roman" w:hAnsi="Times New Roman" w:cs="Times New Roman"/>
+        </w:rPr>
         <w:t xml:space="preserve">Dedicated to the grandchildren </w:t>
       </w:r>
       <w:r>
@@ -401,6 +1107,47 @@
           <w:rFonts w:ascii="Times New Roman" w:hAnsi="Times New Roman" w:cs="Times New Roman"/>
         </w:rPr>
         <w:t>.</w:t>
+      </w:r>
+    </w:p>
+    <w:p>
+      <w:pPr>
+        <w:jc w:val="both"/>
+        <w:rPr>
+          <w:rFonts w:ascii="Times New Roman" w:hAnsi="Times New Roman" w:cs="Times New Roman"/>
+        </w:rPr>
+      </w:pPr>
+      <w:r>
+        <w:rPr>
+          <w:rFonts w:ascii="Times New Roman" w:hAnsi="Times New Roman" w:cs="Times New Roman"/>
+        </w:rPr>
+        <w:t xml:space="preserve">Followed by </w:t>
+      </w:r>
+      <w:r>
+        <w:rPr>
+          <w:rFonts w:ascii="Times New Roman" w:hAnsi="Times New Roman" w:cs="Times New Roman" w:hint="cs"/>
+          <w:rtl/>
+        </w:rPr>
+        <w:t>לעילוי</w:t>
+      </w:r>
+      <w:r>
+        <w:rPr>
+          <w:rFonts w:ascii="Times New Roman" w:hAnsi="Times New Roman" w:cs="Times New Roman"/>
+          <w:rtl/>
+        </w:rPr>
+        <w:t xml:space="preserve"> </w:t>
+      </w:r>
+      <w:r>
+        <w:rPr>
+          <w:rFonts w:ascii="Times New Roman" w:hAnsi="Times New Roman" w:cs="Times New Roman" w:hint="cs"/>
+          <w:rtl/>
+        </w:rPr>
+        <w:t>נשמת</w:t>
+      </w:r>
+      <w:r>
+        <w:rPr>
+          <w:rFonts w:ascii="Times New Roman" w:hAnsi="Times New Roman" w:cs="Times New Roman"/>
+        </w:rPr>
+        <w:t xml:space="preserve"> with all the names.</w:t>
       </w:r>
     </w:p>
     <w:sectPr>

--- a/Files/08 - Prefaces/Zeidy/Preface - Zeidy.docx
+++ b/Files/08 - Prefaces/Zeidy/Preface - Zeidy.docx
@@ -630,7 +630,7 @@
           <w:rFonts w:ascii="Times New Roman" w:hAnsi="Times New Roman" w:cs="Times New Roman"/>
           <w:rtl/>
         </w:rPr>
-        <w:t>"</w:t>
+        <w:t>״</w:t>
       </w:r>
       <w:r>
         <w:rPr>
@@ -729,7 +729,7 @@
         <w:rPr>
           <w:rFonts w:ascii="Times New Roman" w:hAnsi="Times New Roman" w:cs="Times New Roman"/>
         </w:rPr>
-        <w:t>. His</w:t>
+        <w:t xml:space="preserve">. His </w:t>
       </w:r>
       <w:r>
         <w:rPr>

--- a/Files/08 - Prefaces/Zeidy/Preface - Zeidy.docx
+++ b/Files/08 - Prefaces/Zeidy/Preface - Zeidy.docx
@@ -180,7 +180,31 @@
         <w:rPr>
           <w:rFonts w:ascii="Times New Roman" w:hAnsi="Times New Roman" w:cs="Times New Roman"/>
         </w:rPr>
-        <w:t xml:space="preserve">The kids enjoyed them so much, they began spreading them to their friends and classmates. I found out I had a bunch of fans. This stimulated me to work harder and find meaningful and practical thoughts to be </w:t>
+        <w:t xml:space="preserve">The kids enjoyed them so </w:t>
+      </w:r>
+      <w:r>
+        <w:rPr>
+          <w:rFonts w:ascii="Times New Roman" w:hAnsi="Times New Roman" w:cs="Times New Roman"/>
+        </w:rPr>
+        <w:t>much</w:t>
+      </w:r>
+      <w:r>
+        <w:rPr>
+          <w:rFonts w:ascii="Times New Roman" w:hAnsi="Times New Roman" w:cs="Times New Roman"/>
+        </w:rPr>
+        <w:t xml:space="preserve"> they began spreading them to their friends and classmates. I found out I had a bunch of fans</w:t>
+      </w:r>
+      <w:r>
+        <w:rPr>
+          <w:rFonts w:ascii="Times New Roman" w:hAnsi="Times New Roman" w:cs="Times New Roman"/>
+        </w:rPr>
+        <w:t>!</w:t>
+      </w:r>
+      <w:r>
+        <w:rPr>
+          <w:rFonts w:ascii="Times New Roman" w:hAnsi="Times New Roman" w:cs="Times New Roman"/>
+        </w:rPr>
+        <w:t xml:space="preserve"> This stimulated me to work harder and find meaningful and practical thoughts to be </w:t>
       </w:r>
       <w:r>
         <w:rPr>
@@ -540,7 +564,19 @@
         <w:rPr>
           <w:rFonts w:ascii="Times New Roman" w:hAnsi="Times New Roman" w:cs="Times New Roman"/>
         </w:rPr>
-        <w:t>s thought, and Ari</w:t>
+        <w:t xml:space="preserve">s thought, </w:t>
+      </w:r>
+      <w:r>
+        <w:rPr>
+          <w:rFonts w:ascii="Times New Roman" w:hAnsi="Times New Roman" w:cs="Times New Roman"/>
+        </w:rPr>
+        <w:t>(</w:t>
+      </w:r>
+      <w:r>
+        <w:rPr>
+          <w:rFonts w:ascii="Times New Roman" w:hAnsi="Times New Roman" w:cs="Times New Roman"/>
+        </w:rPr>
+        <w:t>and Ari</w:t>
       </w:r>
       <w:r>
         <w:rPr>
@@ -552,7 +588,31 @@
         <w:rPr>
           <w:rFonts w:ascii="Times New Roman" w:hAnsi="Times New Roman" w:cs="Times New Roman"/>
         </w:rPr>
-        <w:t>s alone, to publish these segments. I stand in awe of his technical experience which brought this project to fruition.</w:t>
+        <w:t>s alone</w:t>
+      </w:r>
+      <w:r>
+        <w:rPr>
+          <w:rFonts w:ascii="Times New Roman" w:hAnsi="Times New Roman" w:cs="Times New Roman"/>
+        </w:rPr>
+        <w:t>)</w:t>
+      </w:r>
+      <w:r>
+        <w:rPr>
+          <w:rFonts w:ascii="Times New Roman" w:hAnsi="Times New Roman" w:cs="Times New Roman"/>
+        </w:rPr>
+        <w:t xml:space="preserve">, to publish these segments. I stand in awe of his technical </w:t>
+      </w:r>
+      <w:r>
+        <w:rPr>
+          <w:rFonts w:ascii="Times New Roman" w:hAnsi="Times New Roman" w:cs="Times New Roman"/>
+        </w:rPr>
+        <w:t>expertise which</w:t>
+      </w:r>
+      <w:r>
+        <w:rPr>
+          <w:rFonts w:ascii="Times New Roman" w:hAnsi="Times New Roman" w:cs="Times New Roman"/>
+        </w:rPr>
+        <w:t xml:space="preserve"> brought this project to fruition.</w:t>
       </w:r>
     </w:p>
     <w:p>
@@ -630,7 +690,7 @@
           <w:rFonts w:ascii="Times New Roman" w:hAnsi="Times New Roman" w:cs="Times New Roman"/>
           <w:rtl/>
         </w:rPr>
-        <w:t>״</w:t>
+        <w:t>"</w:t>
       </w:r>
       <w:r>
         <w:rPr>
@@ -729,7 +789,7 @@
         <w:rPr>
           <w:rFonts w:ascii="Times New Roman" w:hAnsi="Times New Roman" w:cs="Times New Roman"/>
         </w:rPr>
-        <w:t xml:space="preserve">. His </w:t>
+        <w:t>. His</w:t>
       </w:r>
       <w:r>
         <w:rPr>
@@ -807,34 +867,74 @@
         <w:rPr>
           <w:rFonts w:ascii="Times New Roman" w:hAnsi="Times New Roman" w:cs="Times New Roman"/>
         </w:rPr>
-        <w:t xml:space="preserve">, the gift of </w:t>
-      </w:r>
-      <w:r>
-        <w:rPr>
-          <w:rFonts w:ascii="Times New Roman" w:hAnsi="Times New Roman" w:cs="Times New Roman" w:hint="cs"/>
-          <w:rtl/>
-        </w:rPr>
-        <w:t>עולם</w:t>
-      </w:r>
-      <w:r>
-        <w:rPr>
-          <w:rFonts w:ascii="Times New Roman" w:hAnsi="Times New Roman" w:cs="Times New Roman"/>
-          <w:rtl/>
-        </w:rPr>
-        <w:t xml:space="preserve"> </w:t>
-      </w:r>
-      <w:r>
-        <w:rPr>
-          <w:rFonts w:ascii="Times New Roman" w:hAnsi="Times New Roman" w:cs="Times New Roman" w:hint="cs"/>
-          <w:rtl/>
-        </w:rPr>
-        <w:t>הבא</w:t>
-      </w:r>
-      <w:r>
-        <w:rPr>
-          <w:rFonts w:ascii="Times New Roman" w:hAnsi="Times New Roman" w:cs="Times New Roman"/>
-        </w:rPr>
-        <w:t xml:space="preserve"> in this world. Our thanks to him for this precious </w:t>
+        <w:t xml:space="preserve">, </w:t>
+      </w:r>
+      <w:r>
+        <w:rPr>
+          <w:rFonts w:ascii="Times New Roman" w:hAnsi="Times New Roman" w:cs="Times New Roman"/>
+        </w:rPr>
+        <w:t>T</w:t>
+      </w:r>
+      <w:r>
+        <w:rPr>
+          <w:rFonts w:ascii="Times New Roman" w:hAnsi="Times New Roman" w:cs="Times New Roman"/>
+        </w:rPr>
+        <w:t xml:space="preserve">he </w:t>
+      </w:r>
+      <w:r>
+        <w:rPr>
+          <w:rFonts w:ascii="Times New Roman" w:hAnsi="Times New Roman" w:cs="Times New Roman"/>
+        </w:rPr>
+        <w:t>G</w:t>
+      </w:r>
+      <w:r>
+        <w:rPr>
+          <w:rFonts w:ascii="Times New Roman" w:hAnsi="Times New Roman" w:cs="Times New Roman"/>
+        </w:rPr>
+        <w:t xml:space="preserve">ift of </w:t>
+      </w:r>
+      <w:r>
+        <w:rPr>
+          <w:rFonts w:ascii="Times New Roman" w:hAnsi="Times New Roman" w:cs="Times New Roman"/>
+        </w:rPr>
+        <w:t>Olam Haba i</w:t>
+      </w:r>
+      <w:r>
+        <w:rPr>
+          <w:rFonts w:ascii="Times New Roman" w:hAnsi="Times New Roman" w:cs="Times New Roman"/>
+        </w:rPr>
+        <w:t xml:space="preserve">n </w:t>
+      </w:r>
+      <w:r>
+        <w:rPr>
+          <w:rFonts w:ascii="Times New Roman" w:hAnsi="Times New Roman" w:cs="Times New Roman"/>
+        </w:rPr>
+        <w:t>T</w:t>
+      </w:r>
+      <w:r>
+        <w:rPr>
+          <w:rFonts w:ascii="Times New Roman" w:hAnsi="Times New Roman" w:cs="Times New Roman"/>
+        </w:rPr>
+        <w:t xml:space="preserve">his </w:t>
+      </w:r>
+      <w:r>
+        <w:rPr>
+          <w:rFonts w:ascii="Times New Roman" w:hAnsi="Times New Roman" w:cs="Times New Roman"/>
+        </w:rPr>
+        <w:t>W</w:t>
+      </w:r>
+      <w:r>
+        <w:rPr>
+          <w:rFonts w:ascii="Times New Roman" w:hAnsi="Times New Roman" w:cs="Times New Roman"/>
+        </w:rPr>
+        <w:t xml:space="preserve">orld. </w:t>
+      </w:r>
+      <w:proofErr w:type="gramStart"/>
+      <w:r>
+        <w:rPr>
+          <w:rFonts w:ascii="Times New Roman" w:hAnsi="Times New Roman" w:cs="Times New Roman"/>
+        </w:rPr>
+        <w:t xml:space="preserve">Our thanks to him for this precious </w:t>
       </w:r>
       <w:r>
         <w:rPr>
@@ -849,6 +949,7 @@
         </w:rPr>
         <w:t>.</w:t>
       </w:r>
+      <w:proofErr w:type="gramEnd"/>
     </w:p>
     <w:p>
       <w:pPr>
@@ -902,17 +1003,33 @@
         </w:rPr>
         <w:t xml:space="preserve">bi D, </w:t>
       </w:r>
+      <w:proofErr w:type="spellStart"/>
       <w:r>
         <w:rPr>
           <w:rFonts w:ascii="Times New Roman" w:hAnsi="Times New Roman" w:cs="Times New Roman"/>
         </w:rPr>
         <w:t>Devorah</w:t>
       </w:r>
-      <w:r>
-        <w:rPr>
-          <w:rFonts w:ascii="Times New Roman" w:hAnsi="Times New Roman" w:cs="Times New Roman"/>
-        </w:rPr>
-        <w:t xml:space="preserve">, my </w:t>
+      <w:proofErr w:type="spellEnd"/>
+      <w:r>
+        <w:rPr>
+          <w:rFonts w:ascii="Times New Roman" w:hAnsi="Times New Roman" w:cs="Times New Roman"/>
+        </w:rPr>
+        <w:t xml:space="preserve">, </w:t>
+      </w:r>
+      <w:proofErr w:type="gramStart"/>
+      <w:r>
+        <w:rPr>
+          <w:rFonts w:ascii="Times New Roman" w:hAnsi="Times New Roman" w:cs="Times New Roman"/>
+        </w:rPr>
+        <w:t>my</w:t>
+      </w:r>
+      <w:proofErr w:type="gramEnd"/>
+      <w:r>
+        <w:rPr>
+          <w:rFonts w:ascii="Times New Roman" w:hAnsi="Times New Roman" w:cs="Times New Roman"/>
+        </w:rPr>
+        <w:t xml:space="preserve"> </w:t>
       </w:r>
       <w:r>
         <w:rPr>
@@ -1084,11 +1201,11 @@
     </w:p>
     <w:p>
       <w:pPr>
-        <w:jc w:val="both"/>
         <w:rPr>
           <w:rFonts w:ascii="Times New Roman" w:hAnsi="Times New Roman" w:cs="Times New Roman"/>
         </w:rPr>
       </w:pPr>
+      <w:proofErr w:type="gramStart"/>
       <w:r>
         <w:rPr>
           <w:rFonts w:ascii="Times New Roman" w:hAnsi="Times New Roman" w:cs="Times New Roman"/>
@@ -1108,23 +1225,19 @@
         </w:rPr>
         <w:t>.</w:t>
       </w:r>
+      <w:proofErr w:type="gramEnd"/>
     </w:p>
     <w:p>
       <w:pPr>
-        <w:jc w:val="both"/>
-        <w:rPr>
-          <w:rFonts w:ascii="Times New Roman" w:hAnsi="Times New Roman" w:cs="Times New Roman"/>
+        <w:rPr>
+          <w:rFonts w:ascii="Times New Roman" w:hAnsi="Times New Roman" w:cs="Times New Roman"/>
+          <w:u w:val="single"/>
         </w:rPr>
       </w:pPr>
       <w:r>
         <w:rPr>
-          <w:rFonts w:ascii="Times New Roman" w:hAnsi="Times New Roman" w:cs="Times New Roman"/>
-        </w:rPr>
-        <w:t xml:space="preserve">Followed by </w:t>
-      </w:r>
-      <w:r>
-        <w:rPr>
-          <w:rFonts w:ascii="Times New Roman" w:hAnsi="Times New Roman" w:cs="Times New Roman" w:hint="cs"/>
+          <w:rFonts w:ascii="Times New Roman" w:hAnsi="Times New Roman" w:cs="Times New Roman" w:hint="cs"/>
+          <w:u w:val="single"/>
           <w:rtl/>
         </w:rPr>
         <w:t>לעילוי</w:t>
@@ -1132,22 +1245,830 @@
       <w:r>
         <w:rPr>
           <w:rFonts w:ascii="Times New Roman" w:hAnsi="Times New Roman" w:cs="Times New Roman"/>
-          <w:rtl/>
-        </w:rPr>
-        <w:t xml:space="preserve"> </w:t>
-      </w:r>
-      <w:r>
-        <w:rPr>
-          <w:rFonts w:ascii="Times New Roman" w:hAnsi="Times New Roman" w:cs="Times New Roman" w:hint="cs"/>
+          <w:u w:val="single"/>
+          <w:rtl/>
+        </w:rPr>
+        <w:t xml:space="preserve"> </w:t>
+      </w:r>
+      <w:r>
+        <w:rPr>
+          <w:rFonts w:ascii="Times New Roman" w:hAnsi="Times New Roman" w:cs="Times New Roman" w:hint="cs"/>
+          <w:u w:val="single"/>
           <w:rtl/>
         </w:rPr>
         <w:t>נשמת</w:t>
       </w:r>
-      <w:r>
-        <w:rPr>
-          <w:rFonts w:ascii="Times New Roman" w:hAnsi="Times New Roman" w:cs="Times New Roman"/>
-        </w:rPr>
-        <w:t xml:space="preserve"> with all the names.</w:t>
+    </w:p>
+    <w:p>
+      <w:pPr>
+        <w:rPr>
+          <w:rFonts w:ascii="Times New Roman" w:hAnsi="Times New Roman" w:cs="Times New Roman"/>
+        </w:rPr>
+      </w:pPr>
+      <w:r>
+        <w:rPr>
+          <w:rFonts w:ascii="Times New Roman" w:hAnsi="Times New Roman" w:cs="Times New Roman" w:hint="cs"/>
+          <w:rtl/>
+        </w:rPr>
+        <w:t>אבי</w:t>
+      </w:r>
+      <w:r>
+        <w:rPr>
+          <w:rFonts w:ascii="Times New Roman" w:hAnsi="Times New Roman" w:cs="Times New Roman"/>
+          <w:rtl/>
+        </w:rPr>
+        <w:t xml:space="preserve"> </w:t>
+      </w:r>
+      <w:r>
+        <w:rPr>
+          <w:rFonts w:ascii="Times New Roman" w:hAnsi="Times New Roman" w:cs="Times New Roman" w:hint="cs"/>
+          <w:rtl/>
+        </w:rPr>
+        <w:t>מורי</w:t>
+      </w:r>
+      <w:r>
+        <w:rPr>
+          <w:rFonts w:ascii="Times New Roman" w:hAnsi="Times New Roman" w:cs="Times New Roman"/>
+          <w:rtl/>
+        </w:rPr>
+        <w:t xml:space="preserve"> </w:t>
+      </w:r>
+      <w:r>
+        <w:rPr>
+          <w:rFonts w:ascii="Times New Roman" w:hAnsi="Times New Roman" w:cs="Times New Roman" w:hint="cs"/>
+          <w:rtl/>
+        </w:rPr>
+        <w:t>אהרן</w:t>
+      </w:r>
+      <w:r>
+        <w:rPr>
+          <w:rFonts w:ascii="Times New Roman" w:hAnsi="Times New Roman" w:cs="Times New Roman"/>
+          <w:rtl/>
+        </w:rPr>
+        <w:t xml:space="preserve"> </w:t>
+      </w:r>
+      <w:r>
+        <w:rPr>
+          <w:rFonts w:ascii="Times New Roman" w:hAnsi="Times New Roman" w:cs="Times New Roman" w:hint="cs"/>
+          <w:rtl/>
+        </w:rPr>
+        <w:t>בן</w:t>
+      </w:r>
+      <w:r>
+        <w:rPr>
+          <w:rFonts w:ascii="Times New Roman" w:hAnsi="Times New Roman" w:cs="Times New Roman"/>
+          <w:rtl/>
+        </w:rPr>
+        <w:t xml:space="preserve"> </w:t>
+      </w:r>
+      <w:r>
+        <w:rPr>
+          <w:rFonts w:ascii="Times New Roman" w:hAnsi="Times New Roman" w:cs="Times New Roman" w:hint="cs"/>
+          <w:rtl/>
+        </w:rPr>
+        <w:t>יששכר</w:t>
+      </w:r>
+    </w:p>
+    <w:p>
+      <w:pPr>
+        <w:rPr>
+          <w:rFonts w:ascii="Times New Roman" w:hAnsi="Times New Roman" w:cs="Times New Roman"/>
+        </w:rPr>
+      </w:pPr>
+      <w:r>
+        <w:rPr>
+          <w:rFonts w:ascii="Times New Roman" w:hAnsi="Times New Roman" w:cs="Times New Roman" w:hint="cs"/>
+          <w:rtl/>
+        </w:rPr>
+        <w:t>אמי</w:t>
+      </w:r>
+      <w:r>
+        <w:rPr>
+          <w:rFonts w:ascii="Times New Roman" w:hAnsi="Times New Roman" w:cs="Times New Roman"/>
+          <w:rtl/>
+        </w:rPr>
+        <w:t xml:space="preserve"> </w:t>
+      </w:r>
+      <w:r>
+        <w:rPr>
+          <w:rFonts w:ascii="Times New Roman" w:hAnsi="Times New Roman" w:cs="Times New Roman" w:hint="cs"/>
+          <w:rtl/>
+        </w:rPr>
+        <w:t>מורתי</w:t>
+      </w:r>
+      <w:r>
+        <w:rPr>
+          <w:rFonts w:ascii="Times New Roman" w:hAnsi="Times New Roman" w:cs="Times New Roman"/>
+          <w:rtl/>
+        </w:rPr>
+        <w:t xml:space="preserve"> </w:t>
+      </w:r>
+      <w:r>
+        <w:rPr>
+          <w:rFonts w:ascii="Times New Roman" w:hAnsi="Times New Roman" w:cs="Times New Roman" w:hint="cs"/>
+          <w:rtl/>
+        </w:rPr>
+        <w:t>תמר</w:t>
+      </w:r>
+      <w:r>
+        <w:rPr>
+          <w:rFonts w:ascii="Times New Roman" w:hAnsi="Times New Roman" w:cs="Times New Roman"/>
+          <w:rtl/>
+        </w:rPr>
+        <w:t xml:space="preserve"> </w:t>
+      </w:r>
+      <w:r>
+        <w:rPr>
+          <w:rFonts w:ascii="Times New Roman" w:hAnsi="Times New Roman" w:cs="Times New Roman" w:hint="cs"/>
+          <w:rtl/>
+        </w:rPr>
+        <w:t>רייזל</w:t>
+      </w:r>
+      <w:r>
+        <w:rPr>
+          <w:rFonts w:ascii="Times New Roman" w:hAnsi="Times New Roman" w:cs="Times New Roman"/>
+          <w:rtl/>
+        </w:rPr>
+        <w:t xml:space="preserve"> </w:t>
+      </w:r>
+      <w:r>
+        <w:rPr>
+          <w:rFonts w:ascii="Times New Roman" w:hAnsi="Times New Roman" w:cs="Times New Roman" w:hint="cs"/>
+          <w:rtl/>
+        </w:rPr>
+        <w:t>בת</w:t>
+      </w:r>
+      <w:r>
+        <w:rPr>
+          <w:rFonts w:ascii="Times New Roman" w:hAnsi="Times New Roman" w:cs="Times New Roman"/>
+          <w:rtl/>
+        </w:rPr>
+        <w:t xml:space="preserve"> </w:t>
+      </w:r>
+      <w:r>
+        <w:rPr>
+          <w:rFonts w:ascii="Times New Roman" w:hAnsi="Times New Roman" w:cs="Times New Roman" w:hint="cs"/>
+          <w:rtl/>
+        </w:rPr>
+        <w:t>מרדכי</w:t>
+      </w:r>
+      <w:r>
+        <w:rPr>
+          <w:rFonts w:ascii="Times New Roman" w:hAnsi="Times New Roman" w:cs="Times New Roman"/>
+          <w:rtl/>
+        </w:rPr>
+        <w:t xml:space="preserve"> </w:t>
+      </w:r>
+      <w:r>
+        <w:rPr>
+          <w:rFonts w:ascii="Times New Roman" w:hAnsi="Times New Roman" w:cs="Times New Roman" w:hint="cs"/>
+          <w:rtl/>
+        </w:rPr>
+        <w:t>צבי</w:t>
+      </w:r>
+    </w:p>
+    <w:p>
+      <w:pPr>
+        <w:rPr>
+          <w:rFonts w:ascii="Times New Roman" w:hAnsi="Times New Roman" w:cs="Times New Roman"/>
+        </w:rPr>
+      </w:pPr>
+      <w:r>
+        <w:rPr>
+          <w:rFonts w:ascii="Times New Roman" w:hAnsi="Times New Roman" w:cs="Times New Roman" w:hint="cs"/>
+          <w:rtl/>
+        </w:rPr>
+        <w:t>מורי</w:t>
+      </w:r>
+      <w:r>
+        <w:rPr>
+          <w:rFonts w:ascii="Times New Roman" w:hAnsi="Times New Roman" w:cs="Times New Roman"/>
+          <w:rtl/>
+        </w:rPr>
+        <w:t xml:space="preserve"> </w:t>
+      </w:r>
+      <w:r>
+        <w:rPr>
+          <w:rFonts w:ascii="Times New Roman" w:hAnsi="Times New Roman" w:cs="Times New Roman" w:hint="cs"/>
+          <w:rtl/>
+        </w:rPr>
+        <w:t>חמי</w:t>
+      </w:r>
+      <w:r>
+        <w:rPr>
+          <w:rFonts w:ascii="Times New Roman" w:hAnsi="Times New Roman" w:cs="Times New Roman"/>
+          <w:rtl/>
+        </w:rPr>
+        <w:t xml:space="preserve"> </w:t>
+      </w:r>
+      <w:r>
+        <w:rPr>
+          <w:rFonts w:ascii="Times New Roman" w:hAnsi="Times New Roman" w:cs="Times New Roman" w:hint="cs"/>
+          <w:rtl/>
+        </w:rPr>
+        <w:t>צבי</w:t>
+      </w:r>
+      <w:r>
+        <w:rPr>
+          <w:rFonts w:ascii="Times New Roman" w:hAnsi="Times New Roman" w:cs="Times New Roman"/>
+          <w:rtl/>
+        </w:rPr>
+        <w:t xml:space="preserve"> </w:t>
+      </w:r>
+      <w:r>
+        <w:rPr>
+          <w:rFonts w:ascii="Times New Roman" w:hAnsi="Times New Roman" w:cs="Times New Roman" w:hint="cs"/>
+          <w:rtl/>
+        </w:rPr>
+        <w:t>אשר</w:t>
+      </w:r>
+      <w:r>
+        <w:rPr>
+          <w:rFonts w:ascii="Times New Roman" w:hAnsi="Times New Roman" w:cs="Times New Roman"/>
+          <w:rtl/>
+        </w:rPr>
+        <w:t xml:space="preserve"> </w:t>
+      </w:r>
+      <w:r>
+        <w:rPr>
+          <w:rFonts w:ascii="Times New Roman" w:hAnsi="Times New Roman" w:cs="Times New Roman" w:hint="cs"/>
+          <w:rtl/>
+        </w:rPr>
+        <w:t>בן</w:t>
+      </w:r>
+      <w:r>
+        <w:rPr>
+          <w:rFonts w:ascii="Times New Roman" w:hAnsi="Times New Roman" w:cs="Times New Roman"/>
+          <w:rtl/>
+        </w:rPr>
+        <w:t xml:space="preserve"> </w:t>
+      </w:r>
+      <w:r>
+        <w:rPr>
+          <w:rFonts w:ascii="Times New Roman" w:hAnsi="Times New Roman" w:cs="Times New Roman" w:hint="cs"/>
+          <w:rtl/>
+        </w:rPr>
+        <w:t>יחזקאל</w:t>
+      </w:r>
+      <w:r>
+        <w:rPr>
+          <w:rFonts w:ascii="Times New Roman" w:hAnsi="Times New Roman" w:cs="Times New Roman"/>
+          <w:rtl/>
+        </w:rPr>
+        <w:t xml:space="preserve"> </w:t>
+      </w:r>
+      <w:r>
+        <w:rPr>
+          <w:rFonts w:ascii="Times New Roman" w:hAnsi="Times New Roman" w:cs="Times New Roman" w:hint="cs"/>
+          <w:rtl/>
+        </w:rPr>
+        <w:t>שרגא</w:t>
+      </w:r>
+      <w:r>
+        <w:rPr>
+          <w:rFonts w:ascii="Times New Roman" w:hAnsi="Times New Roman" w:cs="Times New Roman"/>
+          <w:rtl/>
+        </w:rPr>
+        <w:t xml:space="preserve"> </w:t>
+      </w:r>
+      <w:r>
+        <w:rPr>
+          <w:rFonts w:ascii="Times New Roman" w:hAnsi="Times New Roman" w:cs="Times New Roman" w:hint="cs"/>
+          <w:rtl/>
+        </w:rPr>
+        <w:t>הלוי</w:t>
+      </w:r>
+    </w:p>
+    <w:p>
+      <w:pPr>
+        <w:rPr>
+          <w:rFonts w:ascii="Times New Roman" w:hAnsi="Times New Roman" w:cs="Times New Roman"/>
+        </w:rPr>
+      </w:pPr>
+      <w:r>
+        <w:rPr>
+          <w:rFonts w:ascii="Times New Roman" w:hAnsi="Times New Roman" w:cs="Times New Roman" w:hint="cs"/>
+          <w:rtl/>
+        </w:rPr>
+        <w:t>מורתי</w:t>
+      </w:r>
+      <w:r>
+        <w:rPr>
+          <w:rFonts w:ascii="Times New Roman" w:hAnsi="Times New Roman" w:cs="Times New Roman"/>
+          <w:rtl/>
+        </w:rPr>
+        <w:t xml:space="preserve"> </w:t>
+      </w:r>
+      <w:r>
+        <w:rPr>
+          <w:rFonts w:ascii="Times New Roman" w:hAnsi="Times New Roman" w:cs="Times New Roman" w:hint="cs"/>
+          <w:rtl/>
+        </w:rPr>
+        <w:t>חמותי</w:t>
+      </w:r>
+      <w:r>
+        <w:rPr>
+          <w:rFonts w:ascii="Times New Roman" w:hAnsi="Times New Roman" w:cs="Times New Roman"/>
+          <w:rtl/>
+        </w:rPr>
+        <w:t xml:space="preserve"> </w:t>
+      </w:r>
+      <w:r>
+        <w:rPr>
+          <w:rFonts w:ascii="Times New Roman" w:hAnsi="Times New Roman" w:cs="Times New Roman" w:hint="cs"/>
+          <w:rtl/>
+        </w:rPr>
+        <w:t>רבקה</w:t>
+      </w:r>
+      <w:r>
+        <w:rPr>
+          <w:rFonts w:ascii="Times New Roman" w:hAnsi="Times New Roman" w:cs="Times New Roman"/>
+          <w:rtl/>
+        </w:rPr>
+        <w:t xml:space="preserve"> </w:t>
+      </w:r>
+      <w:r>
+        <w:rPr>
+          <w:rFonts w:ascii="Times New Roman" w:hAnsi="Times New Roman" w:cs="Times New Roman" w:hint="cs"/>
+          <w:rtl/>
+        </w:rPr>
+        <w:t>בת</w:t>
+      </w:r>
+      <w:r>
+        <w:rPr>
+          <w:rFonts w:ascii="Times New Roman" w:hAnsi="Times New Roman" w:cs="Times New Roman"/>
+          <w:rtl/>
+        </w:rPr>
+        <w:t xml:space="preserve"> </w:t>
+      </w:r>
+      <w:r>
+        <w:rPr>
+          <w:rFonts w:ascii="Times New Roman" w:hAnsi="Times New Roman" w:cs="Times New Roman" w:hint="cs"/>
+          <w:rtl/>
+        </w:rPr>
+        <w:t>אריה</w:t>
+      </w:r>
+      <w:r>
+        <w:rPr>
+          <w:rFonts w:ascii="Times New Roman" w:hAnsi="Times New Roman" w:cs="Times New Roman"/>
+          <w:rtl/>
+        </w:rPr>
+        <w:t xml:space="preserve"> </w:t>
+      </w:r>
+      <w:r>
+        <w:rPr>
+          <w:rFonts w:ascii="Times New Roman" w:hAnsi="Times New Roman" w:cs="Times New Roman" w:hint="cs"/>
+          <w:rtl/>
+        </w:rPr>
+        <w:t>מאיר</w:t>
+      </w:r>
+      <w:r>
+        <w:rPr>
+          <w:rFonts w:ascii="Times New Roman" w:hAnsi="Times New Roman" w:cs="Times New Roman"/>
+          <w:rtl/>
+        </w:rPr>
+        <w:t xml:space="preserve"> </w:t>
+      </w:r>
+      <w:r>
+        <w:rPr>
+          <w:rFonts w:ascii="Times New Roman" w:hAnsi="Times New Roman" w:cs="Times New Roman" w:hint="cs"/>
+          <w:rtl/>
+        </w:rPr>
+        <w:t>הכהן</w:t>
+      </w:r>
+    </w:p>
+    <w:p>
+      <w:pPr>
+        <w:rPr>
+          <w:rFonts w:ascii="Times New Roman" w:hAnsi="Times New Roman" w:cs="Times New Roman"/>
+        </w:rPr>
+      </w:pPr>
+      <w:r>
+        <w:rPr>
+          <w:rFonts w:ascii="Times New Roman" w:hAnsi="Times New Roman" w:cs="Times New Roman" w:hint="cs"/>
+          <w:rtl/>
+        </w:rPr>
+        <w:t>סבי</w:t>
+      </w:r>
+      <w:r>
+        <w:rPr>
+          <w:rFonts w:ascii="Times New Roman" w:hAnsi="Times New Roman" w:cs="Times New Roman"/>
+          <w:rtl/>
+        </w:rPr>
+        <w:t xml:space="preserve"> </w:t>
+      </w:r>
+      <w:r>
+        <w:rPr>
+          <w:rFonts w:ascii="Times New Roman" w:hAnsi="Times New Roman" w:cs="Times New Roman" w:hint="cs"/>
+          <w:rtl/>
+        </w:rPr>
+        <w:t>מורי</w:t>
+      </w:r>
+      <w:r>
+        <w:rPr>
+          <w:rFonts w:ascii="Times New Roman" w:hAnsi="Times New Roman" w:cs="Times New Roman"/>
+          <w:rtl/>
+        </w:rPr>
+        <w:t xml:space="preserve"> </w:t>
+      </w:r>
+      <w:r>
+        <w:rPr>
+          <w:rFonts w:ascii="Times New Roman" w:hAnsi="Times New Roman" w:cs="Times New Roman" w:hint="cs"/>
+          <w:rtl/>
+        </w:rPr>
+        <w:t>אריה</w:t>
+      </w:r>
+      <w:r>
+        <w:rPr>
+          <w:rFonts w:ascii="Times New Roman" w:hAnsi="Times New Roman" w:cs="Times New Roman"/>
+          <w:rtl/>
+        </w:rPr>
+        <w:t xml:space="preserve"> </w:t>
+      </w:r>
+      <w:r>
+        <w:rPr>
+          <w:rFonts w:ascii="Times New Roman" w:hAnsi="Times New Roman" w:cs="Times New Roman" w:hint="cs"/>
+          <w:rtl/>
+        </w:rPr>
+        <w:t>מאיר</w:t>
+      </w:r>
+      <w:r>
+        <w:rPr>
+          <w:rFonts w:ascii="Times New Roman" w:hAnsi="Times New Roman" w:cs="Times New Roman"/>
+          <w:rtl/>
+        </w:rPr>
+        <w:t xml:space="preserve"> </w:t>
+      </w:r>
+      <w:r>
+        <w:rPr>
+          <w:rFonts w:ascii="Times New Roman" w:hAnsi="Times New Roman" w:cs="Times New Roman" w:hint="cs"/>
+          <w:rtl/>
+        </w:rPr>
+        <w:t>בן</w:t>
+      </w:r>
+      <w:r>
+        <w:rPr>
+          <w:rFonts w:ascii="Times New Roman" w:hAnsi="Times New Roman" w:cs="Times New Roman"/>
+          <w:rtl/>
+        </w:rPr>
+        <w:t xml:space="preserve"> </w:t>
+      </w:r>
+      <w:r>
+        <w:rPr>
+          <w:rFonts w:ascii="Times New Roman" w:hAnsi="Times New Roman" w:cs="Times New Roman" w:hint="cs"/>
+          <w:rtl/>
+        </w:rPr>
+        <w:t>משה</w:t>
+      </w:r>
+      <w:r>
+        <w:rPr>
+          <w:rFonts w:ascii="Times New Roman" w:hAnsi="Times New Roman" w:cs="Times New Roman"/>
+          <w:rtl/>
+        </w:rPr>
+        <w:t xml:space="preserve"> </w:t>
+      </w:r>
+      <w:r>
+        <w:rPr>
+          <w:rFonts w:ascii="Times New Roman" w:hAnsi="Times New Roman" w:cs="Times New Roman" w:hint="cs"/>
+          <w:rtl/>
+        </w:rPr>
+        <w:t>הכהן</w:t>
+      </w:r>
+    </w:p>
+    <w:p>
+      <w:pPr>
+        <w:rPr>
+          <w:rFonts w:ascii="Times New Roman" w:hAnsi="Times New Roman" w:cs="Times New Roman"/>
+        </w:rPr>
+      </w:pPr>
+      <w:r>
+        <w:rPr>
+          <w:rFonts w:ascii="Times New Roman" w:hAnsi="Times New Roman" w:cs="Times New Roman" w:hint="cs"/>
+          <w:rtl/>
+        </w:rPr>
+        <w:t>סבתי</w:t>
+      </w:r>
+      <w:r>
+        <w:rPr>
+          <w:rFonts w:ascii="Times New Roman" w:hAnsi="Times New Roman" w:cs="Times New Roman"/>
+          <w:rtl/>
+        </w:rPr>
+        <w:t xml:space="preserve"> </w:t>
+      </w:r>
+      <w:r>
+        <w:rPr>
+          <w:rFonts w:ascii="Times New Roman" w:hAnsi="Times New Roman" w:cs="Times New Roman" w:hint="cs"/>
+          <w:rtl/>
+        </w:rPr>
+        <w:t>מורתי</w:t>
+      </w:r>
+      <w:r>
+        <w:rPr>
+          <w:rFonts w:ascii="Times New Roman" w:hAnsi="Times New Roman" w:cs="Times New Roman"/>
+          <w:rtl/>
+        </w:rPr>
+        <w:t xml:space="preserve"> </w:t>
+      </w:r>
+      <w:r>
+        <w:rPr>
+          <w:rFonts w:ascii="Times New Roman" w:hAnsi="Times New Roman" w:cs="Times New Roman" w:hint="cs"/>
+          <w:rtl/>
+        </w:rPr>
+        <w:t>הדסה</w:t>
+      </w:r>
+      <w:r>
+        <w:rPr>
+          <w:rFonts w:ascii="Times New Roman" w:hAnsi="Times New Roman" w:cs="Times New Roman"/>
+          <w:rtl/>
+        </w:rPr>
+        <w:t xml:space="preserve"> </w:t>
+      </w:r>
+      <w:r>
+        <w:rPr>
+          <w:rFonts w:ascii="Times New Roman" w:hAnsi="Times New Roman" w:cs="Times New Roman" w:hint="cs"/>
+          <w:rtl/>
+        </w:rPr>
+        <w:t>בת</w:t>
+      </w:r>
+      <w:r>
+        <w:rPr>
+          <w:rFonts w:ascii="Times New Roman" w:hAnsi="Times New Roman" w:cs="Times New Roman"/>
+          <w:rtl/>
+        </w:rPr>
+        <w:t xml:space="preserve"> </w:t>
+      </w:r>
+      <w:r>
+        <w:rPr>
+          <w:rFonts w:ascii="Times New Roman" w:hAnsi="Times New Roman" w:cs="Times New Roman" w:hint="cs"/>
+          <w:rtl/>
+        </w:rPr>
+        <w:t>יצחק</w:t>
+      </w:r>
+      <w:r>
+        <w:rPr>
+          <w:rFonts w:ascii="Times New Roman" w:hAnsi="Times New Roman" w:cs="Times New Roman"/>
+          <w:rtl/>
+        </w:rPr>
+        <w:t xml:space="preserve"> </w:t>
+      </w:r>
+      <w:r>
+        <w:rPr>
+          <w:rFonts w:ascii="Times New Roman" w:hAnsi="Times New Roman" w:cs="Times New Roman" w:hint="cs"/>
+          <w:rtl/>
+        </w:rPr>
+        <w:t>אייזיק</w:t>
+      </w:r>
+    </w:p>
+    <w:p>
+      <w:pPr>
+        <w:rPr>
+          <w:rFonts w:ascii="Times New Roman" w:hAnsi="Times New Roman" w:cs="Times New Roman"/>
+        </w:rPr>
+      </w:pPr>
+      <w:r>
+        <w:rPr>
+          <w:rFonts w:ascii="Times New Roman" w:hAnsi="Times New Roman" w:cs="Times New Roman" w:hint="cs"/>
+          <w:rtl/>
+        </w:rPr>
+        <w:t>אחי</w:t>
+      </w:r>
+      <w:r>
+        <w:rPr>
+          <w:rFonts w:ascii="Times New Roman" w:hAnsi="Times New Roman" w:cs="Times New Roman"/>
+          <w:rtl/>
+        </w:rPr>
+        <w:t xml:space="preserve"> </w:t>
+      </w:r>
+      <w:r>
+        <w:rPr>
+          <w:rFonts w:ascii="Times New Roman" w:hAnsi="Times New Roman" w:cs="Times New Roman" w:hint="cs"/>
+          <w:rtl/>
+        </w:rPr>
+        <w:t>היקר</w:t>
+      </w:r>
+      <w:r>
+        <w:rPr>
+          <w:rFonts w:ascii="Times New Roman" w:hAnsi="Times New Roman" w:cs="Times New Roman"/>
+          <w:rtl/>
+        </w:rPr>
+        <w:t xml:space="preserve"> </w:t>
+      </w:r>
+      <w:r>
+        <w:rPr>
+          <w:rFonts w:ascii="Times New Roman" w:hAnsi="Times New Roman" w:cs="Times New Roman" w:hint="cs"/>
+          <w:rtl/>
+        </w:rPr>
+        <w:t>אברהם</w:t>
+      </w:r>
+      <w:r>
+        <w:rPr>
+          <w:rFonts w:ascii="Times New Roman" w:hAnsi="Times New Roman" w:cs="Times New Roman"/>
+          <w:rtl/>
+        </w:rPr>
+        <w:t xml:space="preserve"> </w:t>
+      </w:r>
+      <w:r>
+        <w:rPr>
+          <w:rFonts w:ascii="Times New Roman" w:hAnsi="Times New Roman" w:cs="Times New Roman" w:hint="cs"/>
+          <w:rtl/>
+        </w:rPr>
+        <w:t>יהודה</w:t>
+      </w:r>
+      <w:r>
+        <w:rPr>
+          <w:rFonts w:ascii="Times New Roman" w:hAnsi="Times New Roman" w:cs="Times New Roman"/>
+          <w:rtl/>
+        </w:rPr>
+        <w:t xml:space="preserve"> </w:t>
+      </w:r>
+      <w:r>
+        <w:rPr>
+          <w:rFonts w:ascii="Times New Roman" w:hAnsi="Times New Roman" w:cs="Times New Roman" w:hint="cs"/>
+          <w:rtl/>
+        </w:rPr>
+        <w:t>בן</w:t>
+      </w:r>
+      <w:r>
+        <w:rPr>
+          <w:rFonts w:ascii="Times New Roman" w:hAnsi="Times New Roman" w:cs="Times New Roman"/>
+          <w:rtl/>
+        </w:rPr>
+        <w:t xml:space="preserve"> </w:t>
+      </w:r>
+      <w:r>
+        <w:rPr>
+          <w:rFonts w:ascii="Times New Roman" w:hAnsi="Times New Roman" w:cs="Times New Roman" w:hint="cs"/>
+          <w:rtl/>
+        </w:rPr>
+        <w:t>אהרן</w:t>
+      </w:r>
+    </w:p>
+    <w:p>
+      <w:pPr>
+        <w:rPr>
+          <w:rFonts w:ascii="Times New Roman" w:hAnsi="Times New Roman" w:cs="Times New Roman"/>
+        </w:rPr>
+      </w:pPr>
+      <w:r>
+        <w:rPr>
+          <w:rFonts w:ascii="Times New Roman" w:hAnsi="Times New Roman" w:cs="Times New Roman" w:hint="cs"/>
+          <w:rtl/>
+        </w:rPr>
+        <w:t>ואשתו</w:t>
+      </w:r>
+      <w:r>
+        <w:rPr>
+          <w:rFonts w:ascii="Times New Roman" w:hAnsi="Times New Roman" w:cs="Times New Roman"/>
+          <w:rtl/>
+        </w:rPr>
+        <w:t xml:space="preserve"> </w:t>
+      </w:r>
+      <w:r>
+        <w:rPr>
+          <w:rFonts w:ascii="Times New Roman" w:hAnsi="Times New Roman" w:cs="Times New Roman" w:hint="cs"/>
+          <w:rtl/>
+        </w:rPr>
+        <w:t>פסל</w:t>
+      </w:r>
+      <w:r>
+        <w:rPr>
+          <w:rFonts w:ascii="Times New Roman" w:hAnsi="Times New Roman" w:cs="Times New Roman"/>
+          <w:rtl/>
+        </w:rPr>
+        <w:t xml:space="preserve"> </w:t>
+      </w:r>
+      <w:r>
+        <w:rPr>
+          <w:rFonts w:ascii="Times New Roman" w:hAnsi="Times New Roman" w:cs="Times New Roman" w:hint="cs"/>
+          <w:rtl/>
+        </w:rPr>
+        <w:t>חנה</w:t>
+      </w:r>
+      <w:r>
+        <w:rPr>
+          <w:rFonts w:ascii="Times New Roman" w:hAnsi="Times New Roman" w:cs="Times New Roman"/>
+          <w:rtl/>
+        </w:rPr>
+        <w:t xml:space="preserve"> </w:t>
+      </w:r>
+      <w:r>
+        <w:rPr>
+          <w:rFonts w:ascii="Times New Roman" w:hAnsi="Times New Roman" w:cs="Times New Roman" w:hint="cs"/>
+          <w:rtl/>
+        </w:rPr>
+        <w:t>בת</w:t>
+      </w:r>
+      <w:r>
+        <w:rPr>
+          <w:rFonts w:ascii="Times New Roman" w:hAnsi="Times New Roman" w:cs="Times New Roman"/>
+          <w:rtl/>
+        </w:rPr>
+        <w:t xml:space="preserve"> </w:t>
+      </w:r>
+      <w:r>
+        <w:rPr>
+          <w:rFonts w:ascii="Times New Roman" w:hAnsi="Times New Roman" w:cs="Times New Roman" w:hint="cs"/>
+          <w:rtl/>
+        </w:rPr>
+        <w:t>משה</w:t>
+      </w:r>
+    </w:p>
+    <w:p>
+      <w:pPr>
+        <w:rPr>
+          <w:rFonts w:ascii="Times New Roman" w:hAnsi="Times New Roman" w:cs="Times New Roman"/>
+        </w:rPr>
+      </w:pPr>
+      <w:r>
+        <w:rPr>
+          <w:rFonts w:ascii="Times New Roman" w:hAnsi="Times New Roman" w:cs="Times New Roman" w:hint="cs"/>
+          <w:rtl/>
+        </w:rPr>
+        <w:t>בן</w:t>
+      </w:r>
+      <w:r>
+        <w:rPr>
+          <w:rFonts w:ascii="Times New Roman" w:hAnsi="Times New Roman" w:cs="Times New Roman"/>
+          <w:rtl/>
+        </w:rPr>
+        <w:t xml:space="preserve"> </w:t>
+      </w:r>
+      <w:r>
+        <w:rPr>
+          <w:rFonts w:ascii="Times New Roman" w:hAnsi="Times New Roman" w:cs="Times New Roman" w:hint="cs"/>
+          <w:rtl/>
+        </w:rPr>
+        <w:t>אחותי</w:t>
+      </w:r>
+      <w:r>
+        <w:rPr>
+          <w:rFonts w:ascii="Times New Roman" w:hAnsi="Times New Roman" w:cs="Times New Roman"/>
+          <w:rtl/>
+        </w:rPr>
+        <w:t xml:space="preserve"> </w:t>
+      </w:r>
+      <w:r>
+        <w:rPr>
+          <w:rFonts w:ascii="Times New Roman" w:hAnsi="Times New Roman" w:cs="Times New Roman" w:hint="cs"/>
+          <w:rtl/>
+        </w:rPr>
+        <w:t>מרדכי</w:t>
+      </w:r>
+      <w:r>
+        <w:rPr>
+          <w:rFonts w:ascii="Times New Roman" w:hAnsi="Times New Roman" w:cs="Times New Roman"/>
+          <w:rtl/>
+        </w:rPr>
+        <w:t xml:space="preserve"> </w:t>
+      </w:r>
+      <w:r>
+        <w:rPr>
+          <w:rFonts w:ascii="Times New Roman" w:hAnsi="Times New Roman" w:cs="Times New Roman" w:hint="cs"/>
+          <w:rtl/>
+        </w:rPr>
+        <w:t>צבי</w:t>
+      </w:r>
+      <w:r>
+        <w:rPr>
+          <w:rFonts w:ascii="Times New Roman" w:hAnsi="Times New Roman" w:cs="Times New Roman"/>
+          <w:rtl/>
+        </w:rPr>
+        <w:t xml:space="preserve"> </w:t>
+      </w:r>
+      <w:r>
+        <w:rPr>
+          <w:rFonts w:ascii="Times New Roman" w:hAnsi="Times New Roman" w:cs="Times New Roman" w:hint="cs"/>
+          <w:rtl/>
+        </w:rPr>
+        <w:t>בן</w:t>
+      </w:r>
+      <w:r>
+        <w:rPr>
+          <w:rFonts w:ascii="Times New Roman" w:hAnsi="Times New Roman" w:cs="Times New Roman"/>
+          <w:rtl/>
+        </w:rPr>
+        <w:t xml:space="preserve"> </w:t>
+      </w:r>
+      <w:r>
+        <w:rPr>
+          <w:rFonts w:ascii="Times New Roman" w:hAnsi="Times New Roman" w:cs="Times New Roman" w:hint="cs"/>
+          <w:rtl/>
+        </w:rPr>
+        <w:t>יצחק</w:t>
+      </w:r>
+      <w:r>
+        <w:rPr>
+          <w:rFonts w:ascii="Times New Roman" w:hAnsi="Times New Roman" w:cs="Times New Roman"/>
+          <w:rtl/>
+        </w:rPr>
+        <w:t xml:space="preserve"> </w:t>
+      </w:r>
+      <w:r>
+        <w:rPr>
+          <w:rFonts w:ascii="Times New Roman" w:hAnsi="Times New Roman" w:cs="Times New Roman" w:hint="cs"/>
+          <w:rtl/>
+        </w:rPr>
+        <w:t>אלימלך</w:t>
       </w:r>
     </w:p>
     <w:sectPr>

--- a/Files/08 - Prefaces/Zeidy/Preface - Zeidy.docx
+++ b/Files/08 - Prefaces/Zeidy/Preface - Zeidy.docx
@@ -690,7 +690,7 @@
           <w:rFonts w:ascii="Times New Roman" w:hAnsi="Times New Roman" w:cs="Times New Roman"/>
           <w:rtl/>
         </w:rPr>
-        <w:t>"</w:t>
+        <w:t>״</w:t>
       </w:r>
       <w:r>
         <w:rPr>
@@ -789,7 +789,7 @@
         <w:rPr>
           <w:rFonts w:ascii="Times New Roman" w:hAnsi="Times New Roman" w:cs="Times New Roman"/>
         </w:rPr>
-        <w:t>. His</w:t>
+        <w:t xml:space="preserve">. His </w:t>
       </w:r>
       <w:r>
         <w:rPr>

--- a/Files/08 - Prefaces/Zeidy/Preface - Zeidy.docx
+++ b/Files/08 - Prefaces/Zeidy/Preface - Zeidy.docx
@@ -690,7 +690,7 @@
           <w:rFonts w:ascii="Times New Roman" w:hAnsi="Times New Roman" w:cs="Times New Roman"/>
           <w:rtl/>
         </w:rPr>
-        <w:t>״</w:t>
+        <w:t>"</w:t>
       </w:r>
       <w:r>
         <w:rPr>
@@ -789,7 +789,7 @@
         <w:rPr>
           <w:rFonts w:ascii="Times New Roman" w:hAnsi="Times New Roman" w:cs="Times New Roman"/>
         </w:rPr>
-        <w:t xml:space="preserve">. His </w:t>
+        <w:t>. His</w:t>
       </w:r>
       <w:r>
         <w:rPr>
@@ -1928,7 +1928,21 @@
           <w:rFonts w:ascii="Times New Roman" w:hAnsi="Times New Roman" w:cs="Times New Roman" w:hint="cs"/>
           <w:rtl/>
         </w:rPr>
-        <w:t>פסל</w:t>
+        <w:t>פ</w:t>
+      </w:r>
+      <w:r>
+        <w:rPr>
+          <w:rFonts w:ascii="Times New Roman" w:hAnsi="Times New Roman" w:cs="Times New Roman" w:hint="cs"/>
+          <w:rtl/>
+        </w:rPr>
+        <w:t>ע</w:t>
+      </w:r>
+      <w:r>
+        <w:rPr>
+          <w:rFonts w:ascii="Times New Roman" w:hAnsi="Times New Roman" w:cs="Times New Roman" w:hint="cs"/>
+          <w:rtl/>
+        </w:rPr>
+        <w:t>סל</w:t>
       </w:r>
       <w:r>
         <w:rPr>
